--- a/word-export/Quy-dinh-nghi-phep.docx
+++ b/word-export/Quy-dinh-nghi-phep.docx
@@ -1,14 +1,14 @@
 
 <file path=word/document.xml><?xml version="1.0" encoding="utf-8"?>
-<w:document xmlns:wpc="http://schemas.microsoft.com/office/word/2010/wordprocessingCanvas" xmlns:mc="http://schemas.openxmlformats.org/markup-compatibility/2006" xmlns:o="urn:schemas-microsoft-com:office:office" xmlns:r="http://schemas.openxmlformats.org/officeDocument/2006/relationships" xmlns:m="http://schemas.openxmlformats.org/officeDocument/2006/math" xmlns:v="urn:schemas-microsoft-com:vml" xmlns:wp14="http://schemas.microsoft.com/office/word/2010/wordprocessingDrawing" xmlns:wp="http://schemas.openxmlformats.org/drawingml/2006/wordprocessingDrawing" xmlns:w10="urn:schemas-microsoft-com:office:word" xmlns:w="http://schemas.openxmlformats.org/wordprocessingml/2006/main" xmlns:w14="http://schemas.microsoft.com/office/word/2010/wordml" xmlns:w15="http://schemas.microsoft.com/office/word/2012/wordml" xmlns:wpg="http://schemas.microsoft.com/office/word/2010/wordprocessingGroup" xmlns:wpi="http://schemas.microsoft.com/office/word/2010/wordprocessingInk" xmlns:wne="http://schemas.microsoft.com/office/word/2006/wordml" xmlns:wps="http://schemas.microsoft.com/office/word/2010/wordprocessingShape" xmlns:cx="http://schemas.microsoft.com/office/drawing/2014/chartex" xmlns:cx1="http://schemas.microsoft.com/office/drawing/2015/9/8/chartex" xmlns:cx2="http://schemas.microsoft.com/office/drawing/2015/10/21/chartex" xmlns:cx3="http://schemas.microsoft.com/office/drawing/2016/5/9/chartex" xmlns:cx4="http://schemas.microsoft.com/office/drawing/2016/5/10/chartex" xmlns:cx5="http://schemas.microsoft.com/office/drawing/2016/5/11/chartex" xmlns:cx6="http://schemas.microsoft.com/office/drawing/2016/5/12/chartex" xmlns:cx7="http://schemas.microsoft.com/office/drawing/2016/5/13/chartex" xmlns:cx8="http://schemas.microsoft.com/office/drawing/2016/5/14/chartex" xmlns:aink="http://schemas.microsoft.com/office/drawing/2016/ink" xmlns:am3d="http://schemas.microsoft.com/office/drawing/2017/model3d" xmlns:w16cex="http://schemas.microsoft.com/office/word/2018/wordml/cex" xmlns:w16cid="http://schemas.microsoft.com/office/word/2016/wordml/cid" xmlns:w16="http://schemas.microsoft.com/office/word/2018/wordml" xmlns:w16sdtdh="http://schemas.microsoft.com/office/word/2020/wordml/sdtdatahash" xmlns:w16se="http://schemas.microsoft.com/office/word/2015/wordml/symex" mc:Ignorable="w14 w15 wp14">
+<w:document xmlns:wpc="http://schemas.microsoft.com/office/word/2010/wordprocessingCanvas" xmlns:cx="http://schemas.microsoft.com/office/drawing/2014/chartex" xmlns:cx1="http://schemas.microsoft.com/office/drawing/2015/9/8/chartex" xmlns:cx2="http://schemas.microsoft.com/office/drawing/2015/10/21/chartex" xmlns:cx3="http://schemas.microsoft.com/office/drawing/2016/5/9/chartex" xmlns:cx4="http://schemas.microsoft.com/office/drawing/2016/5/10/chartex" xmlns:cx5="http://schemas.microsoft.com/office/drawing/2016/5/11/chartex" xmlns:cx6="http://schemas.microsoft.com/office/drawing/2016/5/12/chartex" xmlns:cx7="http://schemas.microsoft.com/office/drawing/2016/5/13/chartex" xmlns:cx8="http://schemas.microsoft.com/office/drawing/2016/5/14/chartex" xmlns:mc="http://schemas.openxmlformats.org/markup-compatibility/2006" xmlns:aink="http://schemas.microsoft.com/office/drawing/2016/ink" xmlns:am3d="http://schemas.microsoft.com/office/drawing/2017/model3d" xmlns:o="urn:schemas-microsoft-com:office:office" xmlns:r="http://schemas.openxmlformats.org/officeDocument/2006/relationships" xmlns:m="http://schemas.openxmlformats.org/officeDocument/2006/math" xmlns:v="urn:schemas-microsoft-com:vml" xmlns:wp14="http://schemas.microsoft.com/office/word/2010/wordprocessingDrawing" xmlns:wp="http://schemas.openxmlformats.org/drawingml/2006/wordprocessingDrawing" xmlns:w10="urn:schemas-microsoft-com:office:word" xmlns:w="http://schemas.openxmlformats.org/wordprocessingml/2006/main" xmlns:w14="http://schemas.microsoft.com/office/word/2010/wordml" xmlns:w15="http://schemas.microsoft.com/office/word/2012/wordml" xmlns:w16cex="http://schemas.microsoft.com/office/word/2018/wordml/cex" xmlns:w16cid="http://schemas.microsoft.com/office/word/2016/wordml/cid" xmlns:w16="http://schemas.microsoft.com/office/word/2018/wordml" xmlns:w16sdtdh="http://schemas.microsoft.com/office/word/2020/wordml/sdtdatahash" xmlns:w16se="http://schemas.microsoft.com/office/word/2015/wordml/symex" xmlns:wpg="http://schemas.microsoft.com/office/word/2010/wordprocessingGroup" xmlns:wpi="http://schemas.microsoft.com/office/word/2010/wordprocessingInk" xmlns:wne="http://schemas.microsoft.com/office/word/2006/wordml" xmlns:wps="http://schemas.microsoft.com/office/word/2010/wordprocessingShape" mc:Ignorable="w14 w15 w16se w16cid w16 w16cex w16sdtdh wp14">
   <w:body>
     <w:p>
       <w:pPr>
-        <w:spacing w:after="60"/>
-      </w:pPr>
-      <w:r>
-        <w:rPr>
-          <w:rFonts w:ascii="Times New Roman" w:cs="Times New Roman" w:eastAsia="Times New Roman" w:hAnsi="Times New Roman"/>
+        <w:spacing w:before="0" w:after="60"/>
+      </w:pPr>
+      <w:r>
+        <w:rPr>
+          <w:rFonts w:ascii="Times New Roman" w:hAnsi="Times New Roman" w:eastAsia="Times New Roman" w:cs="Times New Roman"/>
           <w:b/>
           <w:bCs/>
           <w:sz w:val="40"/>
@@ -20,27 +20,27 @@
     <w:p>
       <w:pPr>
         <w:pBdr>
-          <w:bottom w:val="single" w:color="000000" w:sz="8" w:space="8"/>
+          <w:bottom w:val="single" w:sz="8" w:space="8" w:color="000000"/>
         </w:pBdr>
-        <w:spacing w:after="200"/>
-      </w:pPr>
-      <w:r>
-        <w:rPr>
-          <w:rFonts w:ascii="Times New Roman" w:cs="Times New Roman" w:eastAsia="Times New Roman" w:hAnsi="Times New Roman"/>
+        <w:spacing w:before="0" w:after="200"/>
+      </w:pPr>
+      <w:r>
+        <w:rPr>
+          <w:rFonts w:ascii="Times New Roman" w:hAnsi="Times New Roman" w:eastAsia="Times New Roman" w:cs="Times New Roman"/>
           <w:color w:val="666666"/>
           <w:sz w:val="20"/>
           <w:szCs w:val="20"/>
         </w:rPr>
-        <w:t xml:space="preserve">TOKOSI · Áp dụng cho toàn thể nhân viên · Ban hành: 30/09/2026</w:t>
-      </w:r>
-    </w:p>
-    <w:p>
-      <w:pPr>
-        <w:spacing w:after="80" w:before="200"/>
-      </w:pPr>
-      <w:r>
-        <w:rPr>
-          <w:rFonts w:ascii="Times New Roman" w:cs="Times New Roman" w:eastAsia="Times New Roman" w:hAnsi="Times New Roman"/>
+        <w:t xml:space="preserve">TOKOSI · Áp dụng cho toàn thể nhân viên · Ban hành: 05/10/2026</w:t>
+      </w:r>
+    </w:p>
+    <w:p>
+      <w:pPr>
+        <w:spacing w:before="200" w:after="80"/>
+      </w:pPr>
+      <w:r>
+        <w:rPr>
+          <w:rFonts w:ascii="Times New Roman" w:hAnsi="Times New Roman" w:eastAsia="Times New Roman" w:cs="Times New Roman"/>
           <w:b/>
           <w:bCs/>
           <w:color w:val="1F4E9E"/>
@@ -52,11 +52,11 @@
     </w:p>
     <w:p>
       <w:pPr>
-        <w:spacing w:after="100"/>
-      </w:pPr>
-      <w:r>
-        <w:rPr>
-          <w:rFonts w:ascii="Times New Roman" w:cs="Times New Roman" w:eastAsia="Times New Roman" w:hAnsi="Times New Roman"/>
+        <w:spacing w:before="0" w:after="100"/>
+      </w:pPr>
+      <w:r>
+        <w:rPr>
+          <w:rFonts w:ascii="Times New Roman" w:hAnsi="Times New Roman" w:eastAsia="Times New Roman" w:cs="Times New Roman"/>
           <w:sz w:val="24"/>
           <w:szCs w:val="24"/>
         </w:rPr>
@@ -66,11 +66,11 @@
     <w:p>
       <w:pPr>
         <w:keepNext/>
-        <w:spacing w:after="80" w:before="240"/>
-      </w:pPr>
-      <w:r>
-        <w:rPr>
-          <w:rFonts w:ascii="Times New Roman" w:cs="Times New Roman" w:eastAsia="Times New Roman" w:hAnsi="Times New Roman"/>
+        <w:spacing w:before="240" w:after="80"/>
+      </w:pPr>
+      <w:r>
+        <w:rPr>
+          <w:rFonts w:ascii="Times New Roman" w:hAnsi="Times New Roman" w:eastAsia="Times New Roman" w:cs="Times New Roman"/>
           <w:b/>
           <w:bCs/>
           <w:sz w:val="26"/>
@@ -86,11 +86,12 @@
           <w:ilvl w:val="0"/>
           <w:numId w:val="2"/>
         </w:numPr>
-        <w:spacing w:after="60"/>
-      </w:pPr>
-      <w:r>
-        <w:rPr>
-          <w:rFonts w:ascii="Times New Roman" w:cs="Times New Roman" w:eastAsia="Times New Roman" w:hAnsi="Times New Roman"/>
+        <w:spacing w:before="0" w:after="60"/>
+        <w:ind w:left="720" w:hanging="360"/>
+      </w:pPr>
+      <w:r>
+        <w:rPr>
+          <w:rFonts w:ascii="Times New Roman" w:hAnsi="Times New Roman" w:eastAsia="Times New Roman" w:cs="Times New Roman"/>
           <w:sz w:val="24"/>
           <w:szCs w:val="24"/>
         </w:rPr>
@@ -98,7 +99,7 @@
       </w:r>
       <w:r>
         <w:rPr>
-          <w:rFonts w:ascii="Times New Roman" w:cs="Times New Roman" w:eastAsia="Times New Roman" w:hAnsi="Times New Roman"/>
+          <w:rFonts w:ascii="Times New Roman" w:hAnsi="Times New Roman" w:eastAsia="Times New Roman" w:cs="Times New Roman"/>
           <w:b/>
           <w:bCs/>
           <w:sz w:val="24"/>
@@ -108,7 +109,7 @@
       </w:r>
       <w:r>
         <w:rPr>
-          <w:rFonts w:ascii="Times New Roman" w:cs="Times New Roman" w:eastAsia="Times New Roman" w:hAnsi="Times New Roman"/>
+          <w:rFonts w:ascii="Times New Roman" w:hAnsi="Times New Roman" w:eastAsia="Times New Roman" w:cs="Times New Roman"/>
           <w:sz w:val="24"/>
           <w:szCs w:val="24"/>
         </w:rPr>
@@ -122,31 +123,16 @@
           <w:ilvl w:val="0"/>
           <w:numId w:val="2"/>
         </w:numPr>
-        <w:spacing w:after="60"/>
-      </w:pPr>
-      <w:r>
-        <w:rPr>
-          <w:rFonts w:ascii="Times New Roman" w:cs="Times New Roman" w:eastAsia="Times New Roman" w:hAnsi="Times New Roman"/>
+        <w:spacing w:before="0" w:after="60"/>
+        <w:ind w:left="720" w:hanging="360"/>
+      </w:pPr>
+      <w:r>
+        <w:rPr>
+          <w:rFonts w:ascii="Times New Roman" w:hAnsi="Times New Roman" w:eastAsia="Times New Roman" w:cs="Times New Roman"/>
           <w:sz w:val="24"/>
           <w:szCs w:val="24"/>
         </w:rPr>
         <w:t xml:space="preserve">Chỉ được tính là đã xin phép khi yêu cầu được gửi qua bot đúng thời hạn quy định bên dưới.</w:t>
-      </w:r>
-    </w:p>
-    <w:p>
-      <w:pPr>
-        <w:keepNext/>
-        <w:spacing w:after="80" w:before="240"/>
-      </w:pPr>
-      <w:r>
-        <w:rPr>
-          <w:rFonts w:ascii="Times New Roman" w:cs="Times New Roman" w:eastAsia="Times New Roman" w:hAnsi="Times New Roman"/>
-          <w:b/>
-          <w:bCs/>
-          <w:sz w:val="26"/>
-          <w:szCs w:val="26"/>
-        </w:rPr>
-        <w:t xml:space="preserve">Nghỉ từ 03 ngày trở xuống</w:t>
       </w:r>
     </w:p>
     <w:p>
@@ -156,51 +142,32 @@
           <w:ilvl w:val="0"/>
           <w:numId w:val="2"/>
         </w:numPr>
-        <w:spacing w:after="60"/>
-      </w:pPr>
-      <w:r>
-        <w:rPr>
-          <w:rFonts w:ascii="Times New Roman" w:cs="Times New Roman" w:eastAsia="Times New Roman" w:hAnsi="Times New Roman"/>
-          <w:sz w:val="24"/>
-          <w:szCs w:val="24"/>
-        </w:rPr>
-        <w:t xml:space="preserve">Trường hợp nghỉ </w:t>
-      </w:r>
-      <w:r>
-        <w:rPr>
-          <w:rFonts w:ascii="Times New Roman" w:cs="Times New Roman" w:eastAsia="Times New Roman" w:hAnsi="Times New Roman"/>
+        <w:spacing w:before="0" w:after="60"/>
+        <w:ind w:left="720" w:hanging="360"/>
+      </w:pPr>
+      <w:r>
+        <w:rPr>
+          <w:rFonts w:ascii="Times New Roman" w:hAnsi="Times New Roman" w:eastAsia="Times New Roman" w:cs="Times New Roman"/>
+          <w:sz w:val="24"/>
+          <w:szCs w:val="24"/>
+        </w:rPr>
+        <w:t xml:space="preserve">Đơn xin nghỉ phải ghi đủ: ngày nghỉ, lý do nghỉ và bàn giao công việc (người nhận bàn giao, nội dung bàn giao).</w:t>
+      </w:r>
+    </w:p>
+    <w:p>
+      <w:pPr>
+        <w:keepNext/>
+        <w:spacing w:before="240" w:after="80"/>
+      </w:pPr>
+      <w:r>
+        <w:rPr>
+          <w:rFonts w:ascii="Times New Roman" w:hAnsi="Times New Roman" w:eastAsia="Times New Roman" w:cs="Times New Roman"/>
           <w:b/>
           <w:bCs/>
-          <w:sz w:val="24"/>
-          <w:szCs w:val="24"/>
-        </w:rPr>
-        <w:t xml:space="preserve">từ 03 ngày trở xuống</w:t>
-      </w:r>
-      <w:r>
-        <w:rPr>
-          <w:rFonts w:ascii="Times New Roman" w:cs="Times New Roman" w:eastAsia="Times New Roman" w:hAnsi="Times New Roman"/>
-          <w:sz w:val="24"/>
-          <w:szCs w:val="24"/>
-        </w:rPr>
-        <w:t xml:space="preserve">, nhân viên phải xin nghỉ </w:t>
-      </w:r>
-      <w:r>
-        <w:rPr>
-          <w:rFonts w:ascii="Times New Roman" w:cs="Times New Roman" w:eastAsia="Times New Roman" w:hAnsi="Times New Roman"/>
-          <w:b/>
-          <w:bCs/>
-          <w:sz w:val="24"/>
-          <w:szCs w:val="24"/>
-        </w:rPr>
-        <w:t xml:space="preserve">trước 22h00 của ngày hôm trước</w:t>
-      </w:r>
-      <w:r>
-        <w:rPr>
-          <w:rFonts w:ascii="Times New Roman" w:cs="Times New Roman" w:eastAsia="Times New Roman" w:hAnsi="Times New Roman"/>
-          <w:sz w:val="24"/>
-          <w:szCs w:val="24"/>
-        </w:rPr>
-        <w:t xml:space="preserve"> ngày đầu tiên nghỉ.</w:t>
+          <w:sz w:val="26"/>
+          <w:szCs w:val="26"/>
+        </w:rPr>
+        <w:t xml:space="preserve">Thời hạn đăng ký nghỉ phép</w:t>
       </w:r>
     </w:p>
     <w:p>
@@ -210,49 +177,40 @@
           <w:ilvl w:val="0"/>
           <w:numId w:val="2"/>
         </w:numPr>
-        <w:spacing w:after="60"/>
-      </w:pPr>
-      <w:r>
-        <w:rPr>
-          <w:rFonts w:ascii="Times New Roman" w:cs="Times New Roman" w:eastAsia="Times New Roman" w:hAnsi="Times New Roman"/>
-          <w:sz w:val="24"/>
-          <w:szCs w:val="24"/>
-        </w:rPr>
-        <w:t xml:space="preserve">Ví dụ: nghỉ từ ngày mai thì phải nhắn xin nghỉ </w:t>
-      </w:r>
-      <w:r>
-        <w:rPr>
-          <w:rFonts w:ascii="Times New Roman" w:cs="Times New Roman" w:eastAsia="Times New Roman" w:hAnsi="Times New Roman"/>
+        <w:spacing w:before="0" w:after="60"/>
+        <w:ind w:left="720" w:hanging="360"/>
+      </w:pPr>
+      <w:r>
+        <w:rPr>
+          <w:rFonts w:ascii="Times New Roman" w:hAnsi="Times New Roman" w:eastAsia="Times New Roman" w:cs="Times New Roman"/>
           <w:b/>
           <w:bCs/>
           <w:sz w:val="24"/>
           <w:szCs w:val="24"/>
         </w:rPr>
-        <w:t xml:space="preserve">trước 22h00 hôm nay</w:t>
-      </w:r>
-      <w:r>
-        <w:rPr>
-          <w:rFonts w:ascii="Times New Roman" w:cs="Times New Roman" w:eastAsia="Times New Roman" w:hAnsi="Times New Roman"/>
-          <w:sz w:val="24"/>
-          <w:szCs w:val="24"/>
-        </w:rPr>
-        <w:t xml:space="preserve">.</w:t>
-      </w:r>
-    </w:p>
-    <w:p>
-      <w:pPr>
-        <w:keepNext/>
-        <w:spacing w:after="80" w:before="240"/>
-      </w:pPr>
-      <w:r>
-        <w:rPr>
-          <w:rFonts w:ascii="Times New Roman" w:cs="Times New Roman" w:eastAsia="Times New Roman" w:hAnsi="Times New Roman"/>
-          <w:b/>
-          <w:bCs/>
-          <w:sz w:val="26"/>
-          <w:szCs w:val="26"/>
-        </w:rPr>
-        <w:t xml:space="preserve">Nghỉ trên 03 ngày</w:t>
+        <w:t xml:space="preserve">Nghỉ dưới 1 ngày: </w:t>
+      </w:r>
+      <w:r>
+        <w:rPr>
+          <w:rFonts w:ascii="Times New Roman" w:hAnsi="Times New Roman" w:eastAsia="Times New Roman" w:cs="Times New Roman"/>
+          <w:sz w:val="24"/>
+          <w:szCs w:val="24"/>
+        </w:rPr>
+        <w:t xml:space="preserve">phải xin nghỉ trước 00:00 ngày trước đó.</w:t>
+      </w:r>
+    </w:p>
+    <w:p>
+      <w:pPr>
+        <w:spacing w:before="0" w:after="60"/>
+        <w:ind w:left="720"/>
+      </w:pPr>
+      <w:r>
+        <w:rPr>
+          <w:rFonts w:ascii="Times New Roman" w:hAnsi="Times New Roman" w:eastAsia="Times New Roman" w:cs="Times New Roman"/>
+          <w:sz w:val="24"/>
+          <w:szCs w:val="24"/>
+        </w:rPr>
+        <w:t xml:space="preserve">Ví dụ: Nghỉ từ thứ Ba → phải xin nghỉ trước 00:00 thứ Hai.</w:t>
       </w:r>
     </w:p>
     <w:p>
@@ -262,51 +220,54 @@
           <w:ilvl w:val="0"/>
           <w:numId w:val="2"/>
         </w:numPr>
-        <w:spacing w:after="60"/>
-      </w:pPr>
-      <w:r>
-        <w:rPr>
-          <w:rFonts w:ascii="Times New Roman" w:cs="Times New Roman" w:eastAsia="Times New Roman" w:hAnsi="Times New Roman"/>
-          <w:sz w:val="24"/>
-          <w:szCs w:val="24"/>
-        </w:rPr>
-        <w:t xml:space="preserve">Trường hợp nghỉ </w:t>
-      </w:r>
-      <w:r>
-        <w:rPr>
-          <w:rFonts w:ascii="Times New Roman" w:cs="Times New Roman" w:eastAsia="Times New Roman" w:hAnsi="Times New Roman"/>
+        <w:spacing w:before="0" w:after="60"/>
+        <w:ind w:left="720" w:hanging="360"/>
+      </w:pPr>
+      <w:r>
+        <w:rPr>
+          <w:rFonts w:ascii="Times New Roman" w:hAnsi="Times New Roman" w:eastAsia="Times New Roman" w:cs="Times New Roman"/>
           <w:b/>
           <w:bCs/>
           <w:sz w:val="24"/>
           <w:szCs w:val="24"/>
         </w:rPr>
-        <w:t xml:space="preserve">trên 03 ngày</w:t>
-      </w:r>
-      <w:r>
-        <w:rPr>
-          <w:rFonts w:ascii="Times New Roman" w:cs="Times New Roman" w:eastAsia="Times New Roman" w:hAnsi="Times New Roman"/>
-          <w:sz w:val="24"/>
-          <w:szCs w:val="24"/>
-        </w:rPr>
-        <w:t xml:space="preserve">, nhân viên phải nhắn xin nghỉ </w:t>
-      </w:r>
-      <w:r>
-        <w:rPr>
-          <w:rFonts w:ascii="Times New Roman" w:cs="Times New Roman" w:eastAsia="Times New Roman" w:hAnsi="Times New Roman"/>
-          <w:b/>
-          <w:bCs/>
-          <w:sz w:val="24"/>
-          <w:szCs w:val="24"/>
-        </w:rPr>
-        <w:t xml:space="preserve">trước ít nhất 02 ngày</w:t>
-      </w:r>
-      <w:r>
-        <w:rPr>
-          <w:rFonts w:ascii="Times New Roman" w:cs="Times New Roman" w:eastAsia="Times New Roman" w:hAnsi="Times New Roman"/>
-          <w:sz w:val="24"/>
-          <w:szCs w:val="24"/>
-        </w:rPr>
-        <w:t xml:space="preserve">.</w:t>
+        <w:t xml:space="preserve">Nghỉ từ 02 ngày trở lên: </w:t>
+      </w:r>
+      <w:r>
+        <w:rPr>
+          <w:rFonts w:ascii="Times New Roman" w:hAnsi="Times New Roman" w:eastAsia="Times New Roman" w:cs="Times New Roman"/>
+          <w:sz w:val="24"/>
+          <w:szCs w:val="24"/>
+        </w:rPr>
+        <w:t xml:space="preserve">phải xin nghỉ trước 02 ngày (ngày Chủ nhật không tính).</w:t>
+      </w:r>
+    </w:p>
+    <w:p>
+      <w:pPr>
+        <w:spacing w:before="0" w:after="60"/>
+        <w:ind w:left="720"/>
+      </w:pPr>
+      <w:r>
+        <w:rPr>
+          <w:rFonts w:ascii="Times New Roman" w:hAnsi="Times New Roman" w:eastAsia="Times New Roman" w:cs="Times New Roman"/>
+          <w:sz w:val="24"/>
+          <w:szCs w:val="24"/>
+        </w:rPr>
+        <w:t xml:space="preserve">Ví dụ: Nghỉ ngày thứ Tư và thứ Năm → phải xin nghỉ trước 00:00 thứ Hai.</w:t>
+      </w:r>
+    </w:p>
+    <w:p>
+      <w:pPr>
+        <w:spacing w:before="0" w:after="60"/>
+        <w:ind w:left="720"/>
+      </w:pPr>
+      <w:r>
+        <w:rPr>
+          <w:rFonts w:ascii="Times New Roman" w:hAnsi="Times New Roman" w:eastAsia="Times New Roman" w:cs="Times New Roman"/>
+          <w:sz w:val="24"/>
+          <w:szCs w:val="24"/>
+        </w:rPr>
+        <w:t xml:space="preserve">Ví dụ: Nghỉ ngày thứ Hai và thứ Ba → phải xin nghỉ trước 00:00 thứ Sáu.</w:t>
       </w:r>
     </w:p>
     <w:p>
@@ -316,33 +277,42 @@
           <w:ilvl w:val="0"/>
           <w:numId w:val="2"/>
         </w:numPr>
-        <w:spacing w:after="60"/>
-      </w:pPr>
-      <w:r>
-        <w:rPr>
-          <w:rFonts w:ascii="Times New Roman" w:cs="Times New Roman" w:eastAsia="Times New Roman" w:hAnsi="Times New Roman"/>
-          <w:sz w:val="24"/>
-          <w:szCs w:val="24"/>
-        </w:rPr>
-        <w:t xml:space="preserve">Hạn chót gửi yêu cầu là </w:t>
-      </w:r>
-      <w:r>
-        <w:rPr>
-          <w:rFonts w:ascii="Times New Roman" w:cs="Times New Roman" w:eastAsia="Times New Roman" w:hAnsi="Times New Roman"/>
+        <w:spacing w:before="0" w:after="60"/>
+        <w:ind w:left="720" w:hanging="360"/>
+      </w:pPr>
+      <w:r>
+        <w:rPr>
+          <w:rFonts w:ascii="Times New Roman" w:hAnsi="Times New Roman" w:eastAsia="Times New Roman" w:cs="Times New Roman"/>
           <w:b/>
           <w:bCs/>
           <w:sz w:val="24"/>
           <w:szCs w:val="24"/>
         </w:rPr>
-        <w:t xml:space="preserve">22h00</w:t>
-      </w:r>
-      <w:r>
-        <w:rPr>
-          <w:rFonts w:ascii="Times New Roman" w:cs="Times New Roman" w:eastAsia="Times New Roman" w:hAnsi="Times New Roman"/>
-          <w:sz w:val="24"/>
-          <w:szCs w:val="24"/>
-        </w:rPr>
-        <w:t xml:space="preserve"> của ngày cách ngày bắt đầu nghỉ 02 ngày.</w:t>
+        <w:t xml:space="preserve">Nghỉ gấp </w:t>
+      </w:r>
+      <w:r>
+        <w:rPr>
+          <w:rFonts w:ascii="Times New Roman" w:hAnsi="Times New Roman" w:eastAsia="Times New Roman" w:cs="Times New Roman"/>
+          <w:sz w:val="24"/>
+          <w:szCs w:val="24"/>
+        </w:rPr>
+        <w:t xml:space="preserve">(ốm đau, ma chay, đột xuất khác…): có lý do hợp lý, quản lý sẽ duyệt bù. Những trường hợp gấp nhắn tin riêng cho quản lý để trình bày lý do.</w:t>
+      </w:r>
+    </w:p>
+    <w:p>
+      <w:pPr>
+        <w:keepNext/>
+        <w:spacing w:before="240" w:after="80"/>
+      </w:pPr>
+      <w:r>
+        <w:rPr>
+          <w:rFonts w:ascii="Times New Roman" w:hAnsi="Times New Roman" w:eastAsia="Times New Roman" w:cs="Times New Roman"/>
+          <w:b/>
+          <w:bCs/>
+          <w:sz w:val="26"/>
+          <w:szCs w:val="26"/>
+        </w:rPr>
+        <w:t xml:space="preserve">Bàn giao công việc</w:t>
       </w:r>
     </w:p>
     <w:p>
@@ -352,67 +322,16 @@
           <w:ilvl w:val="0"/>
           <w:numId w:val="2"/>
         </w:numPr>
-        <w:spacing w:after="60"/>
-      </w:pPr>
-      <w:r>
-        <w:rPr>
-          <w:rFonts w:ascii="Times New Roman" w:cs="Times New Roman" w:eastAsia="Times New Roman" w:hAnsi="Times New Roman"/>
-          <w:sz w:val="24"/>
-          <w:szCs w:val="24"/>
-        </w:rPr>
-        <w:t xml:space="preserve">Ví dụ: nghỉ trên 03 ngày, bắt đầu từ </w:t>
-      </w:r>
-      <w:r>
-        <w:rPr>
-          <w:rFonts w:ascii="Times New Roman" w:cs="Times New Roman" w:eastAsia="Times New Roman" w:hAnsi="Times New Roman"/>
-          <w:b/>
-          <w:bCs/>
-          <w:sz w:val="24"/>
-          <w:szCs w:val="24"/>
-        </w:rPr>
-        <w:t xml:space="preserve">ngày kia</w:t>
-      </w:r>
-      <w:r>
-        <w:rPr>
-          <w:rFonts w:ascii="Times New Roman" w:cs="Times New Roman" w:eastAsia="Times New Roman" w:hAnsi="Times New Roman"/>
-          <w:sz w:val="24"/>
-          <w:szCs w:val="24"/>
-        </w:rPr>
-        <w:t xml:space="preserve"> thì phải nhắn xin nghỉ </w:t>
-      </w:r>
-      <w:r>
-        <w:rPr>
-          <w:rFonts w:ascii="Times New Roman" w:cs="Times New Roman" w:eastAsia="Times New Roman" w:hAnsi="Times New Roman"/>
-          <w:b/>
-          <w:bCs/>
-          <w:sz w:val="24"/>
-          <w:szCs w:val="24"/>
-        </w:rPr>
-        <w:t xml:space="preserve">trước 22h00 hôm nay</w:t>
-      </w:r>
-      <w:r>
-        <w:rPr>
-          <w:rFonts w:ascii="Times New Roman" w:cs="Times New Roman" w:eastAsia="Times New Roman" w:hAnsi="Times New Roman"/>
-          <w:sz w:val="24"/>
-          <w:szCs w:val="24"/>
-        </w:rPr>
-        <w:t xml:space="preserve">.</w:t>
-      </w:r>
-    </w:p>
-    <w:p>
-      <w:pPr>
-        <w:keepNext/>
-        <w:spacing w:after="80" w:before="240"/>
-      </w:pPr>
-      <w:r>
-        <w:rPr>
-          <w:rFonts w:ascii="Times New Roman" w:cs="Times New Roman" w:eastAsia="Times New Roman" w:hAnsi="Times New Roman"/>
-          <w:b/>
-          <w:bCs/>
-          <w:sz w:val="26"/>
-          <w:szCs w:val="26"/>
-        </w:rPr>
-        <w:t xml:space="preserve">Xử lý vi phạm</w:t>
+        <w:spacing w:before="0" w:after="60"/>
+        <w:ind w:left="720" w:hanging="360"/>
+      </w:pPr>
+      <w:r>
+        <w:rPr>
+          <w:rFonts w:ascii="Times New Roman" w:hAnsi="Times New Roman" w:eastAsia="Times New Roman" w:cs="Times New Roman"/>
+          <w:sz w:val="24"/>
+          <w:szCs w:val="24"/>
+        </w:rPr>
+        <w:t xml:space="preserve">Mọi đơn xin nghỉ đều phải kèm bàn giao công việc: ghi rõ người nhận bàn giao và nội dung bàn giao (việc đang làm, việc cần xử lý trong thời gian nghỉ, lưu ý cần biết).</w:t>
       </w:r>
     </w:p>
     <w:p>
@@ -422,33 +341,16 @@
           <w:ilvl w:val="0"/>
           <w:numId w:val="2"/>
         </w:numPr>
-        <w:spacing w:after="60"/>
-      </w:pPr>
-      <w:r>
-        <w:rPr>
-          <w:rFonts w:ascii="Times New Roman" w:cs="Times New Roman" w:eastAsia="Times New Roman" w:hAnsi="Times New Roman"/>
-          <w:sz w:val="24"/>
-          <w:szCs w:val="24"/>
-        </w:rPr>
-        <w:t xml:space="preserve">Gửi yêu cầu xin nghỉ trễ hạn: phạt </w:t>
-      </w:r>
-      <w:r>
-        <w:rPr>
-          <w:rFonts w:ascii="Times New Roman" w:cs="Times New Roman" w:eastAsia="Times New Roman" w:hAnsi="Times New Roman"/>
-          <w:b/>
-          <w:bCs/>
-          <w:sz w:val="24"/>
-          <w:szCs w:val="24"/>
-        </w:rPr>
-        <w:t xml:space="preserve">50.000đ/lần vi phạm</w:t>
-      </w:r>
-      <w:r>
-        <w:rPr>
-          <w:rFonts w:ascii="Times New Roman" w:cs="Times New Roman" w:eastAsia="Times New Roman" w:hAnsi="Times New Roman"/>
-          <w:sz w:val="24"/>
-          <w:szCs w:val="24"/>
-        </w:rPr>
-        <w:t xml:space="preserve">.</w:t>
+        <w:spacing w:before="0" w:after="60"/>
+        <w:ind w:left="720" w:hanging="360"/>
+      </w:pPr>
+      <w:r>
+        <w:rPr>
+          <w:rFonts w:ascii="Times New Roman" w:hAnsi="Times New Roman" w:eastAsia="Times New Roman" w:cs="Times New Roman"/>
+          <w:sz w:val="24"/>
+          <w:szCs w:val="24"/>
+        </w:rPr>
+        <w:t xml:space="preserve">Đơn không có thông tin bàn giao chưa được tính là đã xin phép, quản lý có thể từ chối.</w:t>
       </w:r>
     </w:p>
     <w:p>
@@ -458,68 +360,165 @@
           <w:ilvl w:val="0"/>
           <w:numId w:val="2"/>
         </w:numPr>
-        <w:spacing w:after="60"/>
-      </w:pPr>
-      <w:r>
-        <w:rPr>
-          <w:rFonts w:ascii="Times New Roman" w:cs="Times New Roman" w:eastAsia="Times New Roman" w:hAnsi="Times New Roman"/>
-          <w:sz w:val="24"/>
-          <w:szCs w:val="24"/>
-        </w:rPr>
-        <w:t xml:space="preserve">Tự ý nghỉ không xin phép, hoặc quản lý đã từ chối nhưng vẫn nghỉ: phạt </w:t>
-      </w:r>
-      <w:r>
-        <w:rPr>
-          <w:rFonts w:ascii="Times New Roman" w:cs="Times New Roman" w:eastAsia="Times New Roman" w:hAnsi="Times New Roman"/>
+        <w:spacing w:before="0" w:after="60"/>
+        <w:ind w:left="720" w:hanging="360"/>
+      </w:pPr>
+      <w:r>
+        <w:rPr>
+          <w:rFonts w:ascii="Times New Roman" w:hAnsi="Times New Roman" w:eastAsia="Times New Roman" w:cs="Times New Roman"/>
+          <w:sz w:val="24"/>
+          <w:szCs w:val="24"/>
+        </w:rPr>
+        <w:t xml:space="preserve">Nghỉ gấp: bàn giao cho quản lý và người thay thế qua tin nhắn riêng ngay khi có thể.</w:t>
+      </w:r>
+    </w:p>
+    <w:p>
+      <w:pPr>
+        <w:pStyle w:val="ListParagraph"/>
+        <w:numPr>
+          <w:ilvl w:val="0"/>
+          <w:numId w:val="2"/>
+        </w:numPr>
+        <w:spacing w:before="0" w:after="60"/>
+        <w:ind w:left="720" w:hanging="360"/>
+      </w:pPr>
+      <w:r>
+        <w:rPr>
+          <w:rFonts w:ascii="Times New Roman" w:hAnsi="Times New Roman" w:eastAsia="Times New Roman" w:cs="Times New Roman"/>
+          <w:sz w:val="24"/>
+          <w:szCs w:val="24"/>
+        </w:rPr>
+        <w:t xml:space="preserve">Người nhận bàn giao chịu trách nhiệm xử lý các việc được giao trong thời gian đồng nghiệp nghỉ.</w:t>
+      </w:r>
+    </w:p>
+    <w:p>
+      <w:pPr>
+        <w:keepNext/>
+        <w:spacing w:before="240" w:after="80"/>
+      </w:pPr>
+      <w:r>
+        <w:rPr>
+          <w:rFonts w:ascii="Times New Roman" w:hAnsi="Times New Roman" w:eastAsia="Times New Roman" w:cs="Times New Roman"/>
           <w:b/>
           <w:bCs/>
-          <w:sz w:val="24"/>
-          <w:szCs w:val="24"/>
-        </w:rPr>
-        <w:t xml:space="preserve">03 ngày lương</w:t>
-      </w:r>
-      <w:r>
-        <w:rPr>
-          <w:rFonts w:ascii="Times New Roman" w:cs="Times New Roman" w:eastAsia="Times New Roman" w:hAnsi="Times New Roman"/>
-          <w:sz w:val="24"/>
-          <w:szCs w:val="24"/>
-        </w:rPr>
-        <w:t xml:space="preserve">.</w:t>
+          <w:sz w:val="26"/>
+          <w:szCs w:val="26"/>
+        </w:rPr>
+        <w:t xml:space="preserve">Xử lý vi phạm</w:t>
+      </w:r>
+    </w:p>
+    <w:p>
+      <w:pPr>
+        <w:pStyle w:val="ListParagraph"/>
+        <w:numPr>
+          <w:ilvl w:val="0"/>
+          <w:numId w:val="2"/>
+        </w:numPr>
+        <w:spacing w:before="0" w:after="60"/>
+        <w:ind w:left="720" w:hanging="360"/>
+      </w:pPr>
+      <w:r>
+        <w:rPr>
+          <w:rFonts w:ascii="Times New Roman" w:hAnsi="Times New Roman" w:eastAsia="Times New Roman" w:cs="Times New Roman"/>
+          <w:sz w:val="24"/>
+          <w:szCs w:val="24"/>
+        </w:rPr>
+        <w:t xml:space="preserve">Gửi yêu cầu xin nghỉ trễ hạn: </w:t>
+      </w:r>
+      <w:r>
+        <w:rPr>
+          <w:rFonts w:ascii="Times New Roman" w:hAnsi="Times New Roman" w:eastAsia="Times New Roman" w:cs="Times New Roman"/>
+          <w:b/>
+          <w:bCs/>
+          <w:sz w:val="24"/>
+          <w:szCs w:val="24"/>
+        </w:rPr>
+        <w:t xml:space="preserve">phạt 50.000đ/lần.</w:t>
+      </w:r>
+    </w:p>
+    <w:p>
+      <w:pPr>
+        <w:pStyle w:val="ListParagraph"/>
+        <w:numPr>
+          <w:ilvl w:val="0"/>
+          <w:numId w:val="2"/>
+        </w:numPr>
+        <w:spacing w:before="0" w:after="60"/>
+        <w:ind w:left="720" w:hanging="360"/>
+      </w:pPr>
+      <w:r>
+        <w:rPr>
+          <w:rFonts w:ascii="Times New Roman" w:hAnsi="Times New Roman" w:eastAsia="Times New Roman" w:cs="Times New Roman"/>
+          <w:sz w:val="24"/>
+          <w:szCs w:val="24"/>
+        </w:rPr>
+        <w:t xml:space="preserve">Tự ý nghỉ không xin phép, hoặc quản lý đã từ chối nhưng vẫn nghỉ: </w:t>
+      </w:r>
+      <w:r>
+        <w:rPr>
+          <w:rFonts w:ascii="Times New Roman" w:hAnsi="Times New Roman" w:eastAsia="Times New Roman" w:cs="Times New Roman"/>
+          <w:b/>
+          <w:bCs/>
+          <w:sz w:val="24"/>
+          <w:szCs w:val="24"/>
+        </w:rPr>
+        <w:t xml:space="preserve">phạt 500.000đ/lần.</w:t>
+      </w:r>
+    </w:p>
+    <w:p>
+      <w:pPr>
+        <w:pStyle w:val="ListParagraph"/>
+        <w:numPr>
+          <w:ilvl w:val="0"/>
+          <w:numId w:val="2"/>
+        </w:numPr>
+        <w:spacing w:before="0" w:after="60"/>
+        <w:ind w:left="720" w:hanging="360"/>
+      </w:pPr>
+      <w:r>
+        <w:rPr>
+          <w:rFonts w:ascii="Times New Roman" w:hAnsi="Times New Roman" w:eastAsia="Times New Roman" w:cs="Times New Roman"/>
+          <w:sz w:val="24"/>
+          <w:szCs w:val="24"/>
+        </w:rPr>
+        <w:t xml:space="preserve">Tất cả các khoản phạt này sẽ trừ vào lương cuối tháng đó.</w:t>
+      </w:r>
+    </w:p>
+    <w:p>
+      <w:pPr>
+        <w:spacing w:before="200" w:after="100"/>
+      </w:pPr>
+      <w:r>
+        <w:rPr>
+          <w:rFonts w:ascii="Times New Roman" w:hAnsi="Times New Roman" w:eastAsia="Times New Roman" w:cs="Times New Roman"/>
+          <w:b/>
+          <w:bCs/>
+          <w:sz w:val="24"/>
+          <w:szCs w:val="24"/>
+        </w:rPr>
+        <w:t xml:space="preserve">Lưu ý: </w:t>
+      </w:r>
+      <w:r>
+        <w:rPr>
+          <w:rFonts w:ascii="Times New Roman" w:hAnsi="Times New Roman" w:eastAsia="Times New Roman" w:cs="Times New Roman"/>
+          <w:sz w:val="24"/>
+          <w:szCs w:val="24"/>
+        </w:rPr>
+        <w:t xml:space="preserve">Ban quản lý sẽ giám sát và xử lý nghiêm minh, không có ngoại lệ.</w:t>
       </w:r>
     </w:p>
     <w:p>
       <w:pPr>
         <w:pBdr>
-          <w:top w:val="single" w:color="BBBBBB" w:sz="4" w:space="6"/>
-          <w:left w:val="single" w:color="BBBBBB" w:sz="4" w:space="6"/>
-          <w:bottom w:val="single" w:color="BBBBBB" w:sz="4" w:space="6"/>
-          <w:right w:val="single" w:color="BBBBBB" w:sz="4" w:space="6"/>
+          <w:top w:val="single" w:sz="4" w:space="8" w:color="BBBBBB"/>
         </w:pBdr>
-        <w:shd w:fill="F0EEE8" w:val="clear"/>
-        <w:spacing w:after="160" w:before="160"/>
-        <w:ind w:left="120" w:right="120"/>
-      </w:pPr>
-      <w:r>
-        <w:rPr>
-          <w:rFonts w:ascii="Times New Roman" w:cs="Times New Roman" w:eastAsia="Times New Roman" w:hAnsi="Times New Roman"/>
-          <w:sz w:val="24"/>
-          <w:szCs w:val="24"/>
-        </w:rPr>
-        <w:t xml:space="preserve">Lưu ý: Ban quản lý sẽ giám sát và xử lý nghiêm minh, không có ngoại lệ.</w:t>
-      </w:r>
-    </w:p>
-    <w:p>
-      <w:pPr>
-        <w:pBdr>
-          <w:top w:val="single" w:color="BBBBBB" w:sz="4" w:space="8"/>
-        </w:pBdr>
-        <w:spacing w:before="300"/>
+        <w:spacing w:before="360" w:after="0"/>
         <w:jc w:val="center"/>
       </w:pPr>
       <w:r>
         <w:rPr>
-          <w:rFonts w:ascii="Times New Roman" w:cs="Times New Roman" w:eastAsia="Times New Roman" w:hAnsi="Times New Roman"/>
-          <w:color w:val="777777"/>
+          <w:rFonts w:ascii="Times New Roman" w:hAnsi="Times New Roman" w:eastAsia="Times New Roman" w:cs="Times New Roman"/>
+          <w:color w:val="888888"/>
           <w:sz w:val="18"/>
           <w:szCs w:val="18"/>
         </w:rPr>
@@ -527,233 +526,1041 @@
       </w:r>
     </w:p>
     <w:sectPr>
-      <w:pgSz w:w="11906" w:h="16838" w:orient="portrait"/>
+      <w:pgSz w:w="11906" w:h="16838"/>
       <w:pgMar w:top="1134" w:right="1417" w:bottom="1134" w:left="1417" w:header="708" w:footer="708" w:gutter="0"/>
-      <w:pgNumType/>
+      <w:cols w:space="720"/>
       <w:docGrid w:linePitch="360"/>
     </w:sectPr>
   </w:body>
 </w:document>
 </file>
 
-<file path=word/endnotes.xml><?xml version="1.0" encoding="utf-8"?>
-<w:endnotes xmlns:wpc="http://schemas.microsoft.com/office/word/2010/wordprocessingCanvas" xmlns:mc="http://schemas.openxmlformats.org/markup-compatibility/2006" xmlns:o="urn:schemas-microsoft-com:office:office" xmlns:r="http://schemas.openxmlformats.org/officeDocument/2006/relationships" xmlns:m="http://schemas.openxmlformats.org/officeDocument/2006/math" xmlns:v="urn:schemas-microsoft-com:vml" xmlns:wp14="http://schemas.microsoft.com/office/word/2010/wordprocessingDrawing" xmlns:wp="http://schemas.openxmlformats.org/drawingml/2006/wordprocessingDrawing" xmlns:w10="urn:schemas-microsoft-com:office:word" xmlns:w="http://schemas.openxmlformats.org/wordprocessingml/2006/main" xmlns:w14="http://schemas.microsoft.com/office/word/2010/wordml" xmlns:w15="http://schemas.microsoft.com/office/word/2012/wordml" xmlns:wpg="http://schemas.microsoft.com/office/word/2010/wordprocessingGroup" xmlns:wpi="http://schemas.microsoft.com/office/word/2010/wordprocessingInk" xmlns:wne="http://schemas.microsoft.com/office/word/2006/wordml" xmlns:wps="http://schemas.microsoft.com/office/word/2010/wordprocessingShape" mc:Ignorable="w14 w15 wp14">
-  <w:endnote w:type="separator" w:id="-1">
-    <w:p>
-      <w:pPr>
-        <w:spacing w:after="0" w:line="240" w:lineRule="auto"/>
-      </w:pPr>
-      <w:r>
-        <w:rPr>
-          <w:rStyle w:val="EndnoteReference"/>
-        </w:rPr>
-        <w:endnoteRef/>
-      </w:r>
-      <w:r>
-        <w:separator/>
-      </w:r>
-    </w:p>
-  </w:endnote>
-  <w:endnote w:type="continuationSeparator" w:id="0">
-    <w:p>
-      <w:pPr>
-        <w:spacing w:after="0" w:line="240" w:lineRule="auto"/>
-      </w:pPr>
-      <w:r>
-        <w:rPr>
-          <w:rStyle w:val="EndnoteReference"/>
-        </w:rPr>
-        <w:endnoteRef/>
-      </w:r>
-      <w:r>
-        <w:continuationSeparator/>
-      </w:r>
-    </w:p>
-  </w:endnote>
-</w:endnotes>
-</file>
-
-<file path=word/footnotes.xml><?xml version="1.0" encoding="utf-8"?>
-<w:footnotes xmlns:wpc="http://schemas.microsoft.com/office/word/2010/wordprocessingCanvas" xmlns:mc="http://schemas.openxmlformats.org/markup-compatibility/2006" xmlns:o="urn:schemas-microsoft-com:office:office" xmlns:r="http://schemas.openxmlformats.org/officeDocument/2006/relationships" xmlns:m="http://schemas.openxmlformats.org/officeDocument/2006/math" xmlns:v="urn:schemas-microsoft-com:vml" xmlns:wp14="http://schemas.microsoft.com/office/word/2010/wordprocessingDrawing" xmlns:wp="http://schemas.openxmlformats.org/drawingml/2006/wordprocessingDrawing" xmlns:w10="urn:schemas-microsoft-com:office:word" xmlns:w="http://schemas.openxmlformats.org/wordprocessingml/2006/main" xmlns:w14="http://schemas.microsoft.com/office/word/2010/wordml" xmlns:w15="http://schemas.microsoft.com/office/word/2012/wordml" xmlns:wpg="http://schemas.microsoft.com/office/word/2010/wordprocessingGroup" xmlns:wpi="http://schemas.microsoft.com/office/word/2010/wordprocessingInk" xmlns:wne="http://schemas.microsoft.com/office/word/2006/wordml" xmlns:wps="http://schemas.microsoft.com/office/word/2010/wordprocessingShape" mc:Ignorable="w14 w15 wp14">
-  <w:footnote w:type="separator" w:id="-1">
-    <w:p>
-      <w:pPr>
-        <w:spacing w:after="0" w:line="240" w:lineRule="auto"/>
-      </w:pPr>
-      <w:r>
-        <w:rPr>
-          <w:rStyle w:val="FootnoteReference"/>
-        </w:rPr>
-        <w:footnoteRef/>
-      </w:r>
-      <w:r>
-        <w:separator/>
-      </w:r>
-    </w:p>
-  </w:footnote>
-  <w:footnote w:type="continuationSeparator" w:id="0">
-    <w:p>
-      <w:pPr>
-        <w:spacing w:after="0" w:line="240" w:lineRule="auto"/>
-      </w:pPr>
-      <w:r>
-        <w:rPr>
-          <w:rStyle w:val="FootnoteReference"/>
-        </w:rPr>
-        <w:footnoteRef/>
-      </w:r>
-      <w:r>
-        <w:continuationSeparator/>
-      </w:r>
-    </w:p>
-  </w:footnote>
-</w:footnotes>
-</file>
-
 <file path=word/numbering.xml><?xml version="1.0" encoding="utf-8"?>
-<w:numbering xmlns:wpc="http://schemas.microsoft.com/office/word/2010/wordprocessingCanvas" xmlns:mc="http://schemas.openxmlformats.org/markup-compatibility/2006" xmlns:o="urn:schemas-microsoft-com:office:office" xmlns:r="http://schemas.openxmlformats.org/officeDocument/2006/relationships" xmlns:m="http://schemas.openxmlformats.org/officeDocument/2006/math" xmlns:v="urn:schemas-microsoft-com:vml" xmlns:wp14="http://schemas.microsoft.com/office/word/2010/wordprocessingDrawing" xmlns:wp="http://schemas.openxmlformats.org/drawingml/2006/wordprocessingDrawing" xmlns:w10="urn:schemas-microsoft-com:office:word" xmlns:w="http://schemas.openxmlformats.org/wordprocessingml/2006/main" xmlns:w14="http://schemas.microsoft.com/office/word/2010/wordml" xmlns:w15="http://schemas.microsoft.com/office/word/2012/wordml" xmlns:wpg="http://schemas.microsoft.com/office/word/2010/wordprocessingGroup" xmlns:wpi="http://schemas.microsoft.com/office/word/2010/wordprocessingInk" xmlns:wne="http://schemas.microsoft.com/office/word/2006/wordml" xmlns:wps="http://schemas.microsoft.com/office/word/2010/wordprocessingShape" mc:Ignorable="w14 w15 wp14">
+<w:numbering xmlns:wpc="http://schemas.microsoft.com/office/word/2010/wordprocessingCanvas" xmlns:cx="http://schemas.microsoft.com/office/drawing/2014/chartex" xmlns:cx1="http://schemas.microsoft.com/office/drawing/2015/9/8/chartex" xmlns:cx2="http://schemas.microsoft.com/office/drawing/2015/10/21/chartex" xmlns:cx3="http://schemas.microsoft.com/office/drawing/2016/5/9/chartex" xmlns:cx4="http://schemas.microsoft.com/office/drawing/2016/5/10/chartex" xmlns:cx5="http://schemas.microsoft.com/office/drawing/2016/5/11/chartex" xmlns:cx6="http://schemas.microsoft.com/office/drawing/2016/5/12/chartex" xmlns:cx7="http://schemas.microsoft.com/office/drawing/2016/5/13/chartex" xmlns:cx8="http://schemas.microsoft.com/office/drawing/2016/5/14/chartex" xmlns:mc="http://schemas.openxmlformats.org/markup-compatibility/2006" xmlns:aink="http://schemas.microsoft.com/office/drawing/2016/ink" xmlns:am3d="http://schemas.microsoft.com/office/drawing/2017/model3d" xmlns:o="urn:schemas-microsoft-com:office:office" xmlns:r="http://schemas.openxmlformats.org/officeDocument/2006/relationships" xmlns:m="http://schemas.openxmlformats.org/officeDocument/2006/math" xmlns:v="urn:schemas-microsoft-com:vml" xmlns:wp14="http://schemas.microsoft.com/office/word/2010/wordprocessingDrawing" xmlns:wp="http://schemas.openxmlformats.org/drawingml/2006/wordprocessingDrawing" xmlns:w10="urn:schemas-microsoft-com:office:word" xmlns:w="http://schemas.openxmlformats.org/wordprocessingml/2006/main" xmlns:w14="http://schemas.microsoft.com/office/word/2010/wordml" xmlns:w15="http://schemas.microsoft.com/office/word/2012/wordml" xmlns:w16cex="http://schemas.microsoft.com/office/word/2018/wordml/cex" xmlns:w16cid="http://schemas.microsoft.com/office/word/2016/wordml/cid" xmlns:w16="http://schemas.microsoft.com/office/word/2018/wordml" xmlns:w16sdtdh="http://schemas.microsoft.com/office/word/2020/wordml/sdtdatahash" xmlns:w16se="http://schemas.microsoft.com/office/word/2015/wordml/symex" xmlns:wpg="http://schemas.microsoft.com/office/word/2010/wordprocessingGroup" xmlns:wpi="http://schemas.microsoft.com/office/word/2010/wordprocessingInk" xmlns:wne="http://schemas.microsoft.com/office/word/2006/wordml" xmlns:wps="http://schemas.microsoft.com/office/word/2010/wordprocessingShape" mc:Ignorable="w14 w15 w16se w16cid w16 w16cex w16sdtdh wp14">
+  <w:abstractNum w:abstractNumId="0" w15:restartNumberingAfterBreak="0">
+    <w:nsid w:val="2A006C48"/>
+    <w:multiLevelType w:val="hybridMultilevel"/>
+    <w:tmpl w:val="4094E17C"/>
+    <w:lvl w:ilvl="0" w:tplc="E3220F66">
+      <w:numFmt w:val="bullet"/>
+      <w:lvlText w:val=""/>
+      <w:lvlJc w:val="left"/>
+      <w:pPr>
+        <w:ind w:left="720" w:hanging="360"/>
+      </w:pPr>
+      <w:rPr>
+        <w:rFonts w:ascii="Symbol" w:eastAsia="Times New Roman" w:hAnsi="Symbol" w:cs="Times New Roman" w:hint="default"/>
+        <w:b/>
+      </w:rPr>
+    </w:lvl>
+    <w:lvl w:ilvl="1" w:tplc="04090003" w:tentative="1">
+      <w:start w:val="1"/>
+      <w:numFmt w:val="bullet"/>
+      <w:lvlText w:val="o"/>
+      <w:lvlJc w:val="left"/>
+      <w:pPr>
+        <w:ind w:left="1440" w:hanging="360"/>
+      </w:pPr>
+      <w:rPr>
+        <w:rFonts w:ascii="Courier New" w:hAnsi="Courier New" w:cs="Courier New" w:hint="default"/>
+      </w:rPr>
+    </w:lvl>
+    <w:lvl w:ilvl="2" w:tplc="04090005" w:tentative="1">
+      <w:start w:val="1"/>
+      <w:numFmt w:val="bullet"/>
+      <w:lvlText w:val=""/>
+      <w:lvlJc w:val="left"/>
+      <w:pPr>
+        <w:ind w:left="2160" w:hanging="360"/>
+      </w:pPr>
+      <w:rPr>
+        <w:rFonts w:ascii="Wingdings" w:hAnsi="Wingdings" w:hint="default"/>
+      </w:rPr>
+    </w:lvl>
+    <w:lvl w:ilvl="3" w:tplc="04090001" w:tentative="1">
+      <w:start w:val="1"/>
+      <w:numFmt w:val="bullet"/>
+      <w:lvlText w:val=""/>
+      <w:lvlJc w:val="left"/>
+      <w:pPr>
+        <w:ind w:left="2880" w:hanging="360"/>
+      </w:pPr>
+      <w:rPr>
+        <w:rFonts w:ascii="Symbol" w:hAnsi="Symbol" w:hint="default"/>
+      </w:rPr>
+    </w:lvl>
+    <w:lvl w:ilvl="4" w:tplc="04090003" w:tentative="1">
+      <w:start w:val="1"/>
+      <w:numFmt w:val="bullet"/>
+      <w:lvlText w:val="o"/>
+      <w:lvlJc w:val="left"/>
+      <w:pPr>
+        <w:ind w:left="3600" w:hanging="360"/>
+      </w:pPr>
+      <w:rPr>
+        <w:rFonts w:ascii="Courier New" w:hAnsi="Courier New" w:cs="Courier New" w:hint="default"/>
+      </w:rPr>
+    </w:lvl>
+    <w:lvl w:ilvl="5" w:tplc="04090005" w:tentative="1">
+      <w:start w:val="1"/>
+      <w:numFmt w:val="bullet"/>
+      <w:lvlText w:val=""/>
+      <w:lvlJc w:val="left"/>
+      <w:pPr>
+        <w:ind w:left="4320" w:hanging="360"/>
+      </w:pPr>
+      <w:rPr>
+        <w:rFonts w:ascii="Wingdings" w:hAnsi="Wingdings" w:hint="default"/>
+      </w:rPr>
+    </w:lvl>
+    <w:lvl w:ilvl="6" w:tplc="04090001" w:tentative="1">
+      <w:start w:val="1"/>
+      <w:numFmt w:val="bullet"/>
+      <w:lvlText w:val=""/>
+      <w:lvlJc w:val="left"/>
+      <w:pPr>
+        <w:ind w:left="5040" w:hanging="360"/>
+      </w:pPr>
+      <w:rPr>
+        <w:rFonts w:ascii="Symbol" w:hAnsi="Symbol" w:hint="default"/>
+      </w:rPr>
+    </w:lvl>
+    <w:lvl w:ilvl="7" w:tplc="04090003" w:tentative="1">
+      <w:start w:val="1"/>
+      <w:numFmt w:val="bullet"/>
+      <w:lvlText w:val="o"/>
+      <w:lvlJc w:val="left"/>
+      <w:pPr>
+        <w:ind w:left="5760" w:hanging="360"/>
+      </w:pPr>
+      <w:rPr>
+        <w:rFonts w:ascii="Courier New" w:hAnsi="Courier New" w:cs="Courier New" w:hint="default"/>
+      </w:rPr>
+    </w:lvl>
+    <w:lvl w:ilvl="8" w:tplc="04090005" w:tentative="1">
+      <w:start w:val="1"/>
+      <w:numFmt w:val="bullet"/>
+      <w:lvlText w:val=""/>
+      <w:lvlJc w:val="left"/>
+      <w:pPr>
+        <w:ind w:left="6480" w:hanging="360"/>
+      </w:pPr>
+      <w:rPr>
+        <w:rFonts w:ascii="Wingdings" w:hAnsi="Wingdings" w:hint="default"/>
+      </w:rPr>
+    </w:lvl>
+  </w:abstractNum>
   <w:abstractNum w:abstractNumId="1" w15:restartNumberingAfterBreak="0">
+    <w:nsid w:val="3A702072"/>
     <w:multiLevelType w:val="hybridMultilevel"/>
-    <w:lvl w:ilvl="0" w:tentative="1">
-      <w:start w:val="1"/>
-      <w:numFmt w:val="bullet"/>
-      <w:lvlText w:val="●"/>
+    <w:tmpl w:val="E6B0A650"/>
+    <w:lvl w:ilvl="0" w:tplc="E4F2C054">
+      <w:numFmt w:val="bullet"/>
+      <w:lvlText w:val=""/>
       <w:lvlJc w:val="left"/>
       <w:pPr>
         <w:ind w:left="720" w:hanging="360"/>
       </w:pPr>
-    </w:lvl>
-    <w:lvl w:ilvl="1" w:tentative="1">
-      <w:start w:val="1"/>
-      <w:numFmt w:val="bullet"/>
-      <w:lvlText w:val="○"/>
+      <w:rPr>
+        <w:rFonts w:ascii="Symbol" w:eastAsia="Times New Roman" w:hAnsi="Symbol" w:cs="Times New Roman" w:hint="default"/>
+        <w:b/>
+        <w:sz w:val="26"/>
+      </w:rPr>
+    </w:lvl>
+    <w:lvl w:ilvl="1" w:tplc="04090003" w:tentative="1">
+      <w:start w:val="1"/>
+      <w:numFmt w:val="bullet"/>
+      <w:lvlText w:val="o"/>
       <w:lvlJc w:val="left"/>
       <w:pPr>
         <w:ind w:left="1440" w:hanging="360"/>
       </w:pPr>
-    </w:lvl>
-    <w:lvl w:ilvl="2" w:tentative="1">
-      <w:start w:val="1"/>
-      <w:numFmt w:val="bullet"/>
-      <w:lvlText w:val="■"/>
+      <w:rPr>
+        <w:rFonts w:ascii="Courier New" w:hAnsi="Courier New" w:cs="Courier New" w:hint="default"/>
+      </w:rPr>
+    </w:lvl>
+    <w:lvl w:ilvl="2" w:tplc="04090005" w:tentative="1">
+      <w:start w:val="1"/>
+      <w:numFmt w:val="bullet"/>
+      <w:lvlText w:val=""/>
       <w:lvlJc w:val="left"/>
       <w:pPr>
         <w:ind w:left="2160" w:hanging="360"/>
       </w:pPr>
-    </w:lvl>
-    <w:lvl w:ilvl="3" w:tentative="1">
-      <w:start w:val="1"/>
-      <w:numFmt w:val="bullet"/>
-      <w:lvlText w:val="●"/>
+      <w:rPr>
+        <w:rFonts w:ascii="Wingdings" w:hAnsi="Wingdings" w:hint="default"/>
+      </w:rPr>
+    </w:lvl>
+    <w:lvl w:ilvl="3" w:tplc="04090001" w:tentative="1">
+      <w:start w:val="1"/>
+      <w:numFmt w:val="bullet"/>
+      <w:lvlText w:val=""/>
       <w:lvlJc w:val="left"/>
       <w:pPr>
         <w:ind w:left="2880" w:hanging="360"/>
       </w:pPr>
-    </w:lvl>
-    <w:lvl w:ilvl="4" w:tentative="1">
-      <w:start w:val="1"/>
-      <w:numFmt w:val="bullet"/>
-      <w:lvlText w:val="○"/>
+      <w:rPr>
+        <w:rFonts w:ascii="Symbol" w:hAnsi="Symbol" w:hint="default"/>
+      </w:rPr>
+    </w:lvl>
+    <w:lvl w:ilvl="4" w:tplc="04090003" w:tentative="1">
+      <w:start w:val="1"/>
+      <w:numFmt w:val="bullet"/>
+      <w:lvlText w:val="o"/>
       <w:lvlJc w:val="left"/>
       <w:pPr>
         <w:ind w:left="3600" w:hanging="360"/>
       </w:pPr>
-    </w:lvl>
-    <w:lvl w:ilvl="5" w:tentative="1">
-      <w:start w:val="1"/>
-      <w:numFmt w:val="bullet"/>
-      <w:lvlText w:val="■"/>
+      <w:rPr>
+        <w:rFonts w:ascii="Courier New" w:hAnsi="Courier New" w:cs="Courier New" w:hint="default"/>
+      </w:rPr>
+    </w:lvl>
+    <w:lvl w:ilvl="5" w:tplc="04090005" w:tentative="1">
+      <w:start w:val="1"/>
+      <w:numFmt w:val="bullet"/>
+      <w:lvlText w:val=""/>
       <w:lvlJc w:val="left"/>
       <w:pPr>
         <w:ind w:left="4320" w:hanging="360"/>
       </w:pPr>
-    </w:lvl>
-    <w:lvl w:ilvl="6" w:tentative="1">
-      <w:start w:val="1"/>
-      <w:numFmt w:val="bullet"/>
-      <w:lvlText w:val="●"/>
+      <w:rPr>
+        <w:rFonts w:ascii="Wingdings" w:hAnsi="Wingdings" w:hint="default"/>
+      </w:rPr>
+    </w:lvl>
+    <w:lvl w:ilvl="6" w:tplc="04090001" w:tentative="1">
+      <w:start w:val="1"/>
+      <w:numFmt w:val="bullet"/>
+      <w:lvlText w:val=""/>
       <w:lvlJc w:val="left"/>
       <w:pPr>
         <w:ind w:left="5040" w:hanging="360"/>
       </w:pPr>
-    </w:lvl>
-    <w:lvl w:ilvl="7" w:tentative="1">
-      <w:start w:val="1"/>
-      <w:numFmt w:val="bullet"/>
-      <w:lvlText w:val="●"/>
+      <w:rPr>
+        <w:rFonts w:ascii="Symbol" w:hAnsi="Symbol" w:hint="default"/>
+      </w:rPr>
+    </w:lvl>
+    <w:lvl w:ilvl="7" w:tplc="04090003" w:tentative="1">
+      <w:start w:val="1"/>
+      <w:numFmt w:val="bullet"/>
+      <w:lvlText w:val="o"/>
       <w:lvlJc w:val="left"/>
       <w:pPr>
         <w:ind w:left="5760" w:hanging="360"/>
       </w:pPr>
-    </w:lvl>
-    <w:lvl w:ilvl="8" w:tentative="1">
-      <w:start w:val="1"/>
-      <w:numFmt w:val="bullet"/>
-      <w:lvlText w:val="●"/>
+      <w:rPr>
+        <w:rFonts w:ascii="Courier New" w:hAnsi="Courier New" w:cs="Courier New" w:hint="default"/>
+      </w:rPr>
+    </w:lvl>
+    <w:lvl w:ilvl="8" w:tplc="04090005" w:tentative="1">
+      <w:start w:val="1"/>
+      <w:numFmt w:val="bullet"/>
+      <w:lvlText w:val=""/>
       <w:lvlJc w:val="left"/>
       <w:pPr>
         <w:ind w:left="6480" w:hanging="360"/>
       </w:pPr>
+      <w:rPr>
+        <w:rFonts w:ascii="Wingdings" w:hAnsi="Wingdings" w:hint="default"/>
+      </w:rPr>
     </w:lvl>
   </w:abstractNum>
   <w:abstractNum w:abstractNumId="2" w15:restartNumberingAfterBreak="0">
+    <w:nsid w:val="3B950C05"/>
     <w:multiLevelType w:val="hybridMultilevel"/>
-    <w:lvl w:ilvl="0" w:tentative="1">
+    <w:tmpl w:val="B06A59C2"/>
+    <w:lvl w:ilvl="0" w:tplc="04090001">
+      <w:start w:val="1"/>
+      <w:numFmt w:val="bullet"/>
+      <w:lvlText w:val=""/>
+      <w:lvlJc w:val="left"/>
+      <w:pPr>
+        <w:ind w:left="720" w:hanging="360"/>
+      </w:pPr>
+      <w:rPr>
+        <w:rFonts w:ascii="Symbol" w:hAnsi="Symbol" w:hint="default"/>
+      </w:rPr>
+    </w:lvl>
+    <w:lvl w:ilvl="1" w:tplc="04090003" w:tentative="1">
+      <w:start w:val="1"/>
+      <w:numFmt w:val="bullet"/>
+      <w:lvlText w:val="o"/>
+      <w:lvlJc w:val="left"/>
+      <w:pPr>
+        <w:ind w:left="1440" w:hanging="360"/>
+      </w:pPr>
+      <w:rPr>
+        <w:rFonts w:ascii="Courier New" w:hAnsi="Courier New" w:cs="Courier New" w:hint="default"/>
+      </w:rPr>
+    </w:lvl>
+    <w:lvl w:ilvl="2" w:tplc="04090005" w:tentative="1">
+      <w:start w:val="1"/>
+      <w:numFmt w:val="bullet"/>
+      <w:lvlText w:val=""/>
+      <w:lvlJc w:val="left"/>
+      <w:pPr>
+        <w:ind w:left="2160" w:hanging="360"/>
+      </w:pPr>
+      <w:rPr>
+        <w:rFonts w:ascii="Wingdings" w:hAnsi="Wingdings" w:hint="default"/>
+      </w:rPr>
+    </w:lvl>
+    <w:lvl w:ilvl="3" w:tplc="04090001" w:tentative="1">
+      <w:start w:val="1"/>
+      <w:numFmt w:val="bullet"/>
+      <w:lvlText w:val=""/>
+      <w:lvlJc w:val="left"/>
+      <w:pPr>
+        <w:ind w:left="2880" w:hanging="360"/>
+      </w:pPr>
+      <w:rPr>
+        <w:rFonts w:ascii="Symbol" w:hAnsi="Symbol" w:hint="default"/>
+      </w:rPr>
+    </w:lvl>
+    <w:lvl w:ilvl="4" w:tplc="04090003" w:tentative="1">
+      <w:start w:val="1"/>
+      <w:numFmt w:val="bullet"/>
+      <w:lvlText w:val="o"/>
+      <w:lvlJc w:val="left"/>
+      <w:pPr>
+        <w:ind w:left="3600" w:hanging="360"/>
+      </w:pPr>
+      <w:rPr>
+        <w:rFonts w:ascii="Courier New" w:hAnsi="Courier New" w:cs="Courier New" w:hint="default"/>
+      </w:rPr>
+    </w:lvl>
+    <w:lvl w:ilvl="5" w:tplc="04090005" w:tentative="1">
+      <w:start w:val="1"/>
+      <w:numFmt w:val="bullet"/>
+      <w:lvlText w:val=""/>
+      <w:lvlJc w:val="left"/>
+      <w:pPr>
+        <w:ind w:left="4320" w:hanging="360"/>
+      </w:pPr>
+      <w:rPr>
+        <w:rFonts w:ascii="Wingdings" w:hAnsi="Wingdings" w:hint="default"/>
+      </w:rPr>
+    </w:lvl>
+    <w:lvl w:ilvl="6" w:tplc="04090001" w:tentative="1">
+      <w:start w:val="1"/>
+      <w:numFmt w:val="bullet"/>
+      <w:lvlText w:val=""/>
+      <w:lvlJc w:val="left"/>
+      <w:pPr>
+        <w:ind w:left="5040" w:hanging="360"/>
+      </w:pPr>
+      <w:rPr>
+        <w:rFonts w:ascii="Symbol" w:hAnsi="Symbol" w:hint="default"/>
+      </w:rPr>
+    </w:lvl>
+    <w:lvl w:ilvl="7" w:tplc="04090003" w:tentative="1">
+      <w:start w:val="1"/>
+      <w:numFmt w:val="bullet"/>
+      <w:lvlText w:val="o"/>
+      <w:lvlJc w:val="left"/>
+      <w:pPr>
+        <w:ind w:left="5760" w:hanging="360"/>
+      </w:pPr>
+      <w:rPr>
+        <w:rFonts w:ascii="Courier New" w:hAnsi="Courier New" w:cs="Courier New" w:hint="default"/>
+      </w:rPr>
+    </w:lvl>
+    <w:lvl w:ilvl="8" w:tplc="04090005" w:tentative="1">
+      <w:start w:val="1"/>
+      <w:numFmt w:val="bullet"/>
+      <w:lvlText w:val=""/>
+      <w:lvlJc w:val="left"/>
+      <w:pPr>
+        <w:ind w:left="6480" w:hanging="360"/>
+      </w:pPr>
+      <w:rPr>
+        <w:rFonts w:ascii="Wingdings" w:hAnsi="Wingdings" w:hint="default"/>
+      </w:rPr>
+    </w:lvl>
+  </w:abstractNum>
+  <w:abstractNum w:abstractNumId="3" w15:restartNumberingAfterBreak="0">
+    <w:nsid w:val="40216083"/>
+    <w:multiLevelType w:val="hybridMultilevel"/>
+    <w:tmpl w:val="AE50E73C"/>
+    <w:lvl w:ilvl="0" w:tplc="A48862C2">
       <w:start w:val="1"/>
       <w:numFmt w:val="bullet"/>
       <w:lvlText w:val="•"/>
       <w:lvlJc w:val="left"/>
       <w:pPr>
         <w:ind w:left="720" w:hanging="360"/>
+      </w:pPr>
+    </w:lvl>
+    <w:lvl w:ilvl="1" w:tplc="49CEEA9E">
+      <w:numFmt w:val="decimal"/>
+      <w:lvlText w:val=""/>
+      <w:lvlJc w:val="left"/>
+    </w:lvl>
+    <w:lvl w:ilvl="2" w:tplc="732CD428">
+      <w:numFmt w:val="decimal"/>
+      <w:lvlText w:val=""/>
+      <w:lvlJc w:val="left"/>
+    </w:lvl>
+    <w:lvl w:ilvl="3" w:tplc="A1BACF28">
+      <w:numFmt w:val="decimal"/>
+      <w:lvlText w:val=""/>
+      <w:lvlJc w:val="left"/>
+    </w:lvl>
+    <w:lvl w:ilvl="4" w:tplc="CA7445BC">
+      <w:numFmt w:val="decimal"/>
+      <w:lvlText w:val=""/>
+      <w:lvlJc w:val="left"/>
+    </w:lvl>
+    <w:lvl w:ilvl="5" w:tplc="A72A8502">
+      <w:numFmt w:val="decimal"/>
+      <w:lvlText w:val=""/>
+      <w:lvlJc w:val="left"/>
+    </w:lvl>
+    <w:lvl w:ilvl="6" w:tplc="111A516A">
+      <w:numFmt w:val="decimal"/>
+      <w:lvlText w:val=""/>
+      <w:lvlJc w:val="left"/>
+    </w:lvl>
+    <w:lvl w:ilvl="7" w:tplc="C38458A8">
+      <w:numFmt w:val="decimal"/>
+      <w:lvlText w:val=""/>
+      <w:lvlJc w:val="left"/>
+    </w:lvl>
+    <w:lvl w:ilvl="8" w:tplc="A71E9A7C">
+      <w:numFmt w:val="decimal"/>
+      <w:lvlText w:val=""/>
+      <w:lvlJc w:val="left"/>
+    </w:lvl>
+  </w:abstractNum>
+  <w:abstractNum w:abstractNumId="4" w15:restartNumberingAfterBreak="0">
+    <w:nsid w:val="43FB2505"/>
+    <w:multiLevelType w:val="hybridMultilevel"/>
+    <w:tmpl w:val="B09E40FC"/>
+    <w:lvl w:ilvl="0" w:tplc="04090001">
+      <w:start w:val="1"/>
+      <w:numFmt w:val="bullet"/>
+      <w:lvlText w:val=""/>
+      <w:lvlJc w:val="left"/>
+      <w:pPr>
+        <w:ind w:left="720" w:hanging="360"/>
+      </w:pPr>
+      <w:rPr>
+        <w:rFonts w:ascii="Symbol" w:hAnsi="Symbol" w:hint="default"/>
+      </w:rPr>
+    </w:lvl>
+    <w:lvl w:ilvl="1" w:tplc="04090003" w:tentative="1">
+      <w:start w:val="1"/>
+      <w:numFmt w:val="bullet"/>
+      <w:lvlText w:val="o"/>
+      <w:lvlJc w:val="left"/>
+      <w:pPr>
+        <w:ind w:left="1440" w:hanging="360"/>
+      </w:pPr>
+      <w:rPr>
+        <w:rFonts w:ascii="Courier New" w:hAnsi="Courier New" w:cs="Courier New" w:hint="default"/>
+      </w:rPr>
+    </w:lvl>
+    <w:lvl w:ilvl="2" w:tplc="04090005" w:tentative="1">
+      <w:start w:val="1"/>
+      <w:numFmt w:val="bullet"/>
+      <w:lvlText w:val=""/>
+      <w:lvlJc w:val="left"/>
+      <w:pPr>
+        <w:ind w:left="2160" w:hanging="360"/>
+      </w:pPr>
+      <w:rPr>
+        <w:rFonts w:ascii="Wingdings" w:hAnsi="Wingdings" w:hint="default"/>
+      </w:rPr>
+    </w:lvl>
+    <w:lvl w:ilvl="3" w:tplc="04090001" w:tentative="1">
+      <w:start w:val="1"/>
+      <w:numFmt w:val="bullet"/>
+      <w:lvlText w:val=""/>
+      <w:lvlJc w:val="left"/>
+      <w:pPr>
+        <w:ind w:left="2880" w:hanging="360"/>
+      </w:pPr>
+      <w:rPr>
+        <w:rFonts w:ascii="Symbol" w:hAnsi="Symbol" w:hint="default"/>
+      </w:rPr>
+    </w:lvl>
+    <w:lvl w:ilvl="4" w:tplc="04090003" w:tentative="1">
+      <w:start w:val="1"/>
+      <w:numFmt w:val="bullet"/>
+      <w:lvlText w:val="o"/>
+      <w:lvlJc w:val="left"/>
+      <w:pPr>
+        <w:ind w:left="3600" w:hanging="360"/>
+      </w:pPr>
+      <w:rPr>
+        <w:rFonts w:ascii="Courier New" w:hAnsi="Courier New" w:cs="Courier New" w:hint="default"/>
+      </w:rPr>
+    </w:lvl>
+    <w:lvl w:ilvl="5" w:tplc="04090005" w:tentative="1">
+      <w:start w:val="1"/>
+      <w:numFmt w:val="bullet"/>
+      <w:lvlText w:val=""/>
+      <w:lvlJc w:val="left"/>
+      <w:pPr>
+        <w:ind w:left="4320" w:hanging="360"/>
+      </w:pPr>
+      <w:rPr>
+        <w:rFonts w:ascii="Wingdings" w:hAnsi="Wingdings" w:hint="default"/>
+      </w:rPr>
+    </w:lvl>
+    <w:lvl w:ilvl="6" w:tplc="04090001" w:tentative="1">
+      <w:start w:val="1"/>
+      <w:numFmt w:val="bullet"/>
+      <w:lvlText w:val=""/>
+      <w:lvlJc w:val="left"/>
+      <w:pPr>
+        <w:ind w:left="5040" w:hanging="360"/>
+      </w:pPr>
+      <w:rPr>
+        <w:rFonts w:ascii="Symbol" w:hAnsi="Symbol" w:hint="default"/>
+      </w:rPr>
+    </w:lvl>
+    <w:lvl w:ilvl="7" w:tplc="04090003" w:tentative="1">
+      <w:start w:val="1"/>
+      <w:numFmt w:val="bullet"/>
+      <w:lvlText w:val="o"/>
+      <w:lvlJc w:val="left"/>
+      <w:pPr>
+        <w:ind w:left="5760" w:hanging="360"/>
+      </w:pPr>
+      <w:rPr>
+        <w:rFonts w:ascii="Courier New" w:hAnsi="Courier New" w:cs="Courier New" w:hint="default"/>
+      </w:rPr>
+    </w:lvl>
+    <w:lvl w:ilvl="8" w:tplc="04090005" w:tentative="1">
+      <w:start w:val="1"/>
+      <w:numFmt w:val="bullet"/>
+      <w:lvlText w:val=""/>
+      <w:lvlJc w:val="left"/>
+      <w:pPr>
+        <w:ind w:left="6480" w:hanging="360"/>
+      </w:pPr>
+      <w:rPr>
+        <w:rFonts w:ascii="Wingdings" w:hAnsi="Wingdings" w:hint="default"/>
+      </w:rPr>
+    </w:lvl>
+  </w:abstractNum>
+  <w:abstractNum w:abstractNumId="5" w15:restartNumberingAfterBreak="0">
+    <w:nsid w:val="49D81757"/>
+    <w:multiLevelType w:val="hybridMultilevel"/>
+    <w:tmpl w:val="197E6A38"/>
+    <w:lvl w:ilvl="0" w:tplc="59A0E2EA" w:tentative="1">
+      <w:start w:val="1"/>
+      <w:numFmt w:val="bullet"/>
+      <w:lvlText w:val="●"/>
+      <w:lvlJc w:val="left"/>
+      <w:pPr>
+        <w:ind w:left="720" w:hanging="360"/>
+      </w:pPr>
+    </w:lvl>
+    <w:lvl w:ilvl="1" w:tplc="C9822014" w:tentative="1">
+      <w:start w:val="1"/>
+      <w:numFmt w:val="bullet"/>
+      <w:lvlText w:val="○"/>
+      <w:lvlJc w:val="left"/>
+      <w:pPr>
+        <w:ind w:left="1440" w:hanging="360"/>
+      </w:pPr>
+    </w:lvl>
+    <w:lvl w:ilvl="2" w:tplc="05F8537A" w:tentative="1">
+      <w:start w:val="1"/>
+      <w:numFmt w:val="bullet"/>
+      <w:lvlText w:val="■"/>
+      <w:lvlJc w:val="left"/>
+      <w:pPr>
+        <w:ind w:left="2160" w:hanging="360"/>
+      </w:pPr>
+    </w:lvl>
+    <w:lvl w:ilvl="3" w:tplc="F5F20B8A" w:tentative="1">
+      <w:start w:val="1"/>
+      <w:numFmt w:val="bullet"/>
+      <w:lvlText w:val="●"/>
+      <w:lvlJc w:val="left"/>
+      <w:pPr>
+        <w:ind w:left="2880" w:hanging="360"/>
+      </w:pPr>
+    </w:lvl>
+    <w:lvl w:ilvl="4" w:tplc="2F66D26A" w:tentative="1">
+      <w:start w:val="1"/>
+      <w:numFmt w:val="bullet"/>
+      <w:lvlText w:val="○"/>
+      <w:lvlJc w:val="left"/>
+      <w:pPr>
+        <w:ind w:left="3600" w:hanging="360"/>
+      </w:pPr>
+    </w:lvl>
+    <w:lvl w:ilvl="5" w:tplc="D0FE4518" w:tentative="1">
+      <w:start w:val="1"/>
+      <w:numFmt w:val="bullet"/>
+      <w:lvlText w:val="■"/>
+      <w:lvlJc w:val="left"/>
+      <w:pPr>
+        <w:ind w:left="4320" w:hanging="360"/>
+      </w:pPr>
+    </w:lvl>
+    <w:lvl w:ilvl="6" w:tplc="F5A0B300" w:tentative="1">
+      <w:start w:val="1"/>
+      <w:numFmt w:val="bullet"/>
+      <w:lvlText w:val="●"/>
+      <w:lvlJc w:val="left"/>
+      <w:pPr>
+        <w:ind w:left="5040" w:hanging="360"/>
+      </w:pPr>
+    </w:lvl>
+    <w:lvl w:ilvl="7" w:tplc="854299A4" w:tentative="1">
+      <w:start w:val="1"/>
+      <w:numFmt w:val="bullet"/>
+      <w:lvlText w:val="●"/>
+      <w:lvlJc w:val="left"/>
+      <w:pPr>
+        <w:ind w:left="5760" w:hanging="360"/>
+      </w:pPr>
+    </w:lvl>
+    <w:lvl w:ilvl="8" w:tplc="C04EFB8E" w:tentative="1">
+      <w:start w:val="1"/>
+      <w:numFmt w:val="bullet"/>
+      <w:lvlText w:val="●"/>
+      <w:lvlJc w:val="left"/>
+      <w:pPr>
+        <w:ind w:left="6480" w:hanging="360"/>
       </w:pPr>
     </w:lvl>
   </w:abstractNum>
   <w:num w:numId="1">
-    <w:abstractNumId w:val="1"/>
+    <w:abstractNumId w:val="5"/>
     <w:lvlOverride w:ilvl="0">
       <w:startOverride w:val="1"/>
     </w:lvlOverride>
   </w:num>
   <w:num w:numId="2">
-    <w:abstractNumId w:val="2"/>
+    <w:abstractNumId w:val="3"/>
     <w:lvlOverride w:ilvl="0">
       <w:startOverride w:val="1"/>
     </w:lvlOverride>
+  </w:num>
+  <w:num w:numId="3">
+    <w:abstractNumId w:val="1"/>
+  </w:num>
+  <w:num w:numId="4">
+    <w:abstractNumId w:val="0"/>
+  </w:num>
+  <w:num w:numId="5">
+    <w:abstractNumId w:val="2"/>
+  </w:num>
+  <w:num w:numId="6">
+    <w:abstractNumId w:val="4"/>
   </w:num>
 </w:numbering>
 </file>
 
 <file path=word/styles.xml><?xml version="1.0" encoding="utf-8"?>
-<w:styles xmlns:mc="http://schemas.openxmlformats.org/markup-compatibility/2006" xmlns:r="http://schemas.openxmlformats.org/officeDocument/2006/relationships" xmlns:w="http://schemas.openxmlformats.org/wordprocessingml/2006/main" xmlns:w14="http://schemas.microsoft.com/office/word/2010/wordml" xmlns:w15="http://schemas.microsoft.com/office/word/2012/wordml" mc:Ignorable="w14 w15">
+<w:styles xmlns:mc="http://schemas.openxmlformats.org/markup-compatibility/2006" xmlns:r="http://schemas.openxmlformats.org/officeDocument/2006/relationships" xmlns:w="http://schemas.openxmlformats.org/wordprocessingml/2006/main" xmlns:w14="http://schemas.microsoft.com/office/word/2010/wordml" xmlns:w15="http://schemas.microsoft.com/office/word/2012/wordml" xmlns:w16cex="http://schemas.microsoft.com/office/word/2018/wordml/cex" xmlns:w16cid="http://schemas.microsoft.com/office/word/2016/wordml/cid" xmlns:w16="http://schemas.microsoft.com/office/word/2018/wordml" xmlns:w16sdtdh="http://schemas.microsoft.com/office/word/2020/wordml/sdtdatahash" xmlns:w16se="http://schemas.microsoft.com/office/word/2015/wordml/symex" mc:Ignorable="w14 w15 w16se w16cid w16 w16cex w16sdtdh">
   <w:docDefaults>
     <w:rPrDefault>
       <w:rPr>
-        <w:rFonts w:ascii="Times New Roman" w:cs="Times New Roman" w:eastAsia="Times New Roman" w:hAnsi="Times New Roman"/>
+        <w:rFonts w:ascii="Times New Roman" w:eastAsia="Times New Roman" w:hAnsi="Times New Roman" w:cs="Times New Roman"/>
         <w:sz w:val="24"/>
         <w:szCs w:val="24"/>
+        <w:lang w:val="en-US" w:eastAsia="zh-CN" w:bidi="ar-SA"/>
       </w:rPr>
     </w:rPrDefault>
     <w:pPrDefault/>
   </w:docDefaults>
-  <w:style w:type="paragraph" w:styleId="Normal" w:default="1">
+  <w:latentStyles w:defLockedState="0" w:defUIPriority="99" w:defSemiHidden="0" w:defUnhideWhenUsed="0" w:defQFormat="0" w:count="376">
+    <w:lsdException w:name="Normal" w:uiPriority="0" w:qFormat="1"/>
+    <w:lsdException w:name="heading 1" w:uiPriority="9" w:qFormat="1"/>
+    <w:lsdException w:name="heading 2" w:semiHidden="1" w:uiPriority="9" w:unhideWhenUsed="1" w:qFormat="1"/>
+    <w:lsdException w:name="heading 3" w:semiHidden="1" w:uiPriority="9" w:unhideWhenUsed="1" w:qFormat="1"/>
+    <w:lsdException w:name="heading 4" w:semiHidden="1" w:uiPriority="9" w:unhideWhenUsed="1" w:qFormat="1"/>
+    <w:lsdException w:name="heading 5" w:semiHidden="1" w:uiPriority="9" w:unhideWhenUsed="1" w:qFormat="1"/>
+    <w:lsdException w:name="heading 6" w:semiHidden="1" w:uiPriority="9" w:unhideWhenUsed="1" w:qFormat="1"/>
+    <w:lsdException w:name="heading 7" w:semiHidden="1" w:uiPriority="9" w:unhideWhenUsed="1" w:qFormat="1"/>
+    <w:lsdException w:name="heading 8" w:semiHidden="1" w:uiPriority="9" w:unhideWhenUsed="1" w:qFormat="1"/>
+    <w:lsdException w:name="heading 9" w:semiHidden="1" w:uiPriority="9" w:unhideWhenUsed="1" w:qFormat="1"/>
+    <w:lsdException w:name="index 1" w:semiHidden="1" w:unhideWhenUsed="1"/>
+    <w:lsdException w:name="index 2" w:semiHidden="1" w:unhideWhenUsed="1"/>
+    <w:lsdException w:name="index 3" w:semiHidden="1" w:unhideWhenUsed="1"/>
+    <w:lsdException w:name="index 4" w:semiHidden="1" w:unhideWhenUsed="1"/>
+    <w:lsdException w:name="index 5" w:semiHidden="1" w:unhideWhenUsed="1"/>
+    <w:lsdException w:name="index 6" w:semiHidden="1" w:unhideWhenUsed="1"/>
+    <w:lsdException w:name="index 7" w:semiHidden="1" w:unhideWhenUsed="1"/>
+    <w:lsdException w:name="index 8" w:semiHidden="1" w:unhideWhenUsed="1"/>
+    <w:lsdException w:name="index 9" w:semiHidden="1" w:unhideWhenUsed="1"/>
+    <w:lsdException w:name="toc 1" w:semiHidden="1" w:uiPriority="39" w:unhideWhenUsed="1"/>
+    <w:lsdException w:name="toc 2" w:semiHidden="1" w:uiPriority="39" w:unhideWhenUsed="1"/>
+    <w:lsdException w:name="toc 3" w:semiHidden="1" w:uiPriority="39" w:unhideWhenUsed="1"/>
+    <w:lsdException w:name="toc 4" w:semiHidden="1" w:uiPriority="39" w:unhideWhenUsed="1"/>
+    <w:lsdException w:name="toc 5" w:semiHidden="1" w:uiPriority="39" w:unhideWhenUsed="1"/>
+    <w:lsdException w:name="toc 6" w:semiHidden="1" w:uiPriority="39" w:unhideWhenUsed="1"/>
+    <w:lsdException w:name="toc 7" w:semiHidden="1" w:uiPriority="39" w:unhideWhenUsed="1"/>
+    <w:lsdException w:name="toc 8" w:semiHidden="1" w:uiPriority="39" w:unhideWhenUsed="1"/>
+    <w:lsdException w:name="toc 9" w:semiHidden="1" w:uiPriority="39" w:unhideWhenUsed="1"/>
+    <w:lsdException w:name="Normal Indent" w:semiHidden="1" w:unhideWhenUsed="1"/>
+    <w:lsdException w:name="footnote text" w:semiHidden="1" w:unhideWhenUsed="1"/>
+    <w:lsdException w:name="annotation text" w:semiHidden="1" w:unhideWhenUsed="1"/>
+    <w:lsdException w:name="header" w:semiHidden="1" w:unhideWhenUsed="1"/>
+    <w:lsdException w:name="footer" w:semiHidden="1" w:unhideWhenUsed="1"/>
+    <w:lsdException w:name="index heading" w:semiHidden="1" w:unhideWhenUsed="1"/>
+    <w:lsdException w:name="caption" w:semiHidden="1" w:uiPriority="35" w:unhideWhenUsed="1" w:qFormat="1"/>
+    <w:lsdException w:name="table of figures" w:semiHidden="1" w:unhideWhenUsed="1"/>
+    <w:lsdException w:name="envelope address" w:semiHidden="1" w:unhideWhenUsed="1"/>
+    <w:lsdException w:name="envelope return" w:semiHidden="1" w:unhideWhenUsed="1"/>
+    <w:lsdException w:name="footnote reference" w:semiHidden="1" w:unhideWhenUsed="1"/>
+    <w:lsdException w:name="annotation reference" w:semiHidden="1" w:unhideWhenUsed="1"/>
+    <w:lsdException w:name="line number" w:semiHidden="1" w:unhideWhenUsed="1"/>
+    <w:lsdException w:name="page number" w:semiHidden="1" w:unhideWhenUsed="1"/>
+    <w:lsdException w:name="endnote reference" w:semiHidden="1" w:unhideWhenUsed="1"/>
+    <w:lsdException w:name="endnote text" w:semiHidden="1" w:unhideWhenUsed="1"/>
+    <w:lsdException w:name="table of authorities" w:semiHidden="1" w:unhideWhenUsed="1"/>
+    <w:lsdException w:name="macro" w:semiHidden="1" w:unhideWhenUsed="1"/>
+    <w:lsdException w:name="toa heading" w:semiHidden="1" w:unhideWhenUsed="1"/>
+    <w:lsdException w:name="List" w:semiHidden="1" w:unhideWhenUsed="1"/>
+    <w:lsdException w:name="List Bullet" w:semiHidden="1" w:unhideWhenUsed="1"/>
+    <w:lsdException w:name="List Number" w:semiHidden="1" w:unhideWhenUsed="1"/>
+    <w:lsdException w:name="List 2" w:semiHidden="1" w:unhideWhenUsed="1"/>
+    <w:lsdException w:name="List 3" w:semiHidden="1" w:unhideWhenUsed="1"/>
+    <w:lsdException w:name="List 4" w:semiHidden="1" w:unhideWhenUsed="1"/>
+    <w:lsdException w:name="List 5" w:semiHidden="1" w:unhideWhenUsed="1"/>
+    <w:lsdException w:name="List Bullet 2" w:semiHidden="1" w:unhideWhenUsed="1"/>
+    <w:lsdException w:name="List Bullet 3" w:semiHidden="1" w:unhideWhenUsed="1"/>
+    <w:lsdException w:name="List Bullet 4" w:semiHidden="1" w:unhideWhenUsed="1"/>
+    <w:lsdException w:name="List Bullet 5" w:semiHidden="1" w:unhideWhenUsed="1"/>
+    <w:lsdException w:name="List Number 2" w:semiHidden="1" w:unhideWhenUsed="1"/>
+    <w:lsdException w:name="List Number 3" w:semiHidden="1" w:unhideWhenUsed="1"/>
+    <w:lsdException w:name="List Number 4" w:semiHidden="1" w:unhideWhenUsed="1"/>
+    <w:lsdException w:name="List Number 5" w:semiHidden="1" w:unhideWhenUsed="1"/>
+    <w:lsdException w:name="Title" w:uiPriority="10" w:qFormat="1"/>
+    <w:lsdException w:name="Closing" w:semiHidden="1" w:unhideWhenUsed="1"/>
+    <w:lsdException w:name="Signature" w:semiHidden="1" w:unhideWhenUsed="1"/>
+    <w:lsdException w:name="Default Paragraph Font" w:semiHidden="1" w:uiPriority="1" w:unhideWhenUsed="1"/>
+    <w:lsdException w:name="Body Text" w:semiHidden="1" w:unhideWhenUsed="1"/>
+    <w:lsdException w:name="Body Text Indent" w:semiHidden="1" w:unhideWhenUsed="1"/>
+    <w:lsdException w:name="List Continue" w:semiHidden="1" w:unhideWhenUsed="1"/>
+    <w:lsdException w:name="List Continue 2" w:semiHidden="1" w:unhideWhenUsed="1"/>
+    <w:lsdException w:name="List Continue 3" w:semiHidden="1" w:unhideWhenUsed="1"/>
+    <w:lsdException w:name="List Continue 4" w:semiHidden="1" w:unhideWhenUsed="1"/>
+    <w:lsdException w:name="List Continue 5" w:semiHidden="1" w:unhideWhenUsed="1"/>
+    <w:lsdException w:name="Message Header" w:semiHidden="1" w:unhideWhenUsed="1"/>
+    <w:lsdException w:name="Subtitle" w:uiPriority="11" w:qFormat="1"/>
+    <w:lsdException w:name="Salutation" w:semiHidden="1" w:unhideWhenUsed="1"/>
+    <w:lsdException w:name="Date" w:semiHidden="1" w:unhideWhenUsed="1"/>
+    <w:lsdException w:name="Body Text First Indent" w:semiHidden="1" w:unhideWhenUsed="1"/>
+    <w:lsdException w:name="Body Text First Indent 2" w:semiHidden="1" w:unhideWhenUsed="1"/>
+    <w:lsdException w:name="Note Heading" w:semiHidden="1" w:unhideWhenUsed="1"/>
+    <w:lsdException w:name="Body Text 2" w:semiHidden="1" w:unhideWhenUsed="1"/>
+    <w:lsdException w:name="Body Text 3" w:semiHidden="1" w:unhideWhenUsed="1"/>
+    <w:lsdException w:name="Body Text Indent 2" w:semiHidden="1" w:unhideWhenUsed="1"/>
+    <w:lsdException w:name="Body Text Indent 3" w:semiHidden="1" w:unhideWhenUsed="1"/>
+    <w:lsdException w:name="Block Text" w:semiHidden="1" w:unhideWhenUsed="1"/>
+    <w:lsdException w:name="Hyperlink" w:semiHidden="1" w:unhideWhenUsed="1"/>
+    <w:lsdException w:name="FollowedHyperlink" w:semiHidden="1" w:unhideWhenUsed="1"/>
+    <w:lsdException w:name="Strong" w:uiPriority="22" w:qFormat="1"/>
+    <w:lsdException w:name="Emphasis" w:uiPriority="20" w:qFormat="1"/>
+    <w:lsdException w:name="Document Map" w:semiHidden="1" w:unhideWhenUsed="1"/>
+    <w:lsdException w:name="Plain Text" w:semiHidden="1" w:unhideWhenUsed="1"/>
+    <w:lsdException w:name="E-mail Signature" w:semiHidden="1" w:unhideWhenUsed="1"/>
+    <w:lsdException w:name="HTML Top of Form" w:semiHidden="1" w:unhideWhenUsed="1"/>
+    <w:lsdException w:name="HTML Bottom of Form" w:semiHidden="1" w:unhideWhenUsed="1"/>
+    <w:lsdException w:name="Normal (Web)" w:semiHidden="1" w:unhideWhenUsed="1"/>
+    <w:lsdException w:name="HTML Acronym" w:semiHidden="1" w:unhideWhenUsed="1"/>
+    <w:lsdException w:name="HTML Address" w:semiHidden="1" w:unhideWhenUsed="1"/>
+    <w:lsdException w:name="HTML Cite" w:semiHidden="1" w:unhideWhenUsed="1"/>
+    <w:lsdException w:name="HTML Code" w:semiHidden="1" w:unhideWhenUsed="1"/>
+    <w:lsdException w:name="HTML Definition" w:semiHidden="1" w:unhideWhenUsed="1"/>
+    <w:lsdException w:name="HTML Keyboard" w:semiHidden="1" w:unhideWhenUsed="1"/>
+    <w:lsdException w:name="HTML Preformatted" w:semiHidden="1" w:unhideWhenUsed="1"/>
+    <w:lsdException w:name="HTML Sample" w:semiHidden="1" w:unhideWhenUsed="1"/>
+    <w:lsdException w:name="HTML Typewriter" w:semiHidden="1" w:unhideWhenUsed="1"/>
+    <w:lsdException w:name="HTML Variable" w:semiHidden="1" w:unhideWhenUsed="1"/>
+    <w:lsdException w:name="Normal Table" w:semiHidden="1" w:unhideWhenUsed="1"/>
+    <w:lsdException w:name="annotation subject" w:semiHidden="1" w:unhideWhenUsed="1"/>
+    <w:lsdException w:name="No List" w:semiHidden="1" w:unhideWhenUsed="1"/>
+    <w:lsdException w:name="Outline List 1" w:semiHidden="1" w:unhideWhenUsed="1"/>
+    <w:lsdException w:name="Outline List 2" w:semiHidden="1" w:unhideWhenUsed="1"/>
+    <w:lsdException w:name="Outline List 3" w:semiHidden="1" w:unhideWhenUsed="1"/>
+    <w:lsdException w:name="Table Simple 1" w:semiHidden="1" w:unhideWhenUsed="1"/>
+    <w:lsdException w:name="Table Simple 2" w:semiHidden="1" w:unhideWhenUsed="1"/>
+    <w:lsdException w:name="Table Simple 3" w:semiHidden="1" w:unhideWhenUsed="1"/>
+    <w:lsdException w:name="Table Classic 1" w:semiHidden="1" w:unhideWhenUsed="1"/>
+    <w:lsdException w:name="Table Classic 2" w:semiHidden="1" w:unhideWhenUsed="1"/>
+    <w:lsdException w:name="Table Classic 3" w:semiHidden="1" w:unhideWhenUsed="1"/>
+    <w:lsdException w:name="Table Classic 4" w:semiHidden="1" w:unhideWhenUsed="1"/>
+    <w:lsdException w:name="Table Colorful 1" w:semiHidden="1" w:unhideWhenUsed="1"/>
+    <w:lsdException w:name="Table Colorful 2" w:semiHidden="1" w:unhideWhenUsed="1"/>
+    <w:lsdException w:name="Table Colorful 3" w:semiHidden="1" w:unhideWhenUsed="1"/>
+    <w:lsdException w:name="Table Columns 1" w:semiHidden="1" w:unhideWhenUsed="1"/>
+    <w:lsdException w:name="Table Columns 2" w:semiHidden="1" w:unhideWhenUsed="1"/>
+    <w:lsdException w:name="Table Columns 3" w:semiHidden="1" w:unhideWhenUsed="1"/>
+    <w:lsdException w:name="Table Columns 4" w:semiHidden="1" w:unhideWhenUsed="1"/>
+    <w:lsdException w:name="Table Columns 5" w:semiHidden="1" w:unhideWhenUsed="1"/>
+    <w:lsdException w:name="Table Grid 1" w:semiHidden="1" w:unhideWhenUsed="1"/>
+    <w:lsdException w:name="Table Grid 2" w:semiHidden="1" w:unhideWhenUsed="1"/>
+    <w:lsdException w:name="Table Grid 3" w:semiHidden="1" w:unhideWhenUsed="1"/>
+    <w:lsdException w:name="Table Grid 4" w:semiHidden="1" w:unhideWhenUsed="1"/>
+    <w:lsdException w:name="Table Grid 5" w:semiHidden="1" w:unhideWhenUsed="1"/>
+    <w:lsdException w:name="Table Grid 6" w:semiHidden="1" w:unhideWhenUsed="1"/>
+    <w:lsdException w:name="Table Grid 7" w:semiHidden="1" w:unhideWhenUsed="1"/>
+    <w:lsdException w:name="Table Grid 8" w:semiHidden="1" w:unhideWhenUsed="1"/>
+    <w:lsdException w:name="Table List 1" w:semiHidden="1" w:unhideWhenUsed="1"/>
+    <w:lsdException w:name="Table List 2" w:semiHidden="1" w:unhideWhenUsed="1"/>
+    <w:lsdException w:name="Table List 3" w:semiHidden="1" w:unhideWhenUsed="1"/>
+    <w:lsdException w:name="Table List 4" w:semiHidden="1" w:unhideWhenUsed="1"/>
+    <w:lsdException w:name="Table List 5" w:semiHidden="1" w:unhideWhenUsed="1"/>
+    <w:lsdException w:name="Table List 6" w:semiHidden="1" w:unhideWhenUsed="1"/>
+    <w:lsdException w:name="Table List 7" w:semiHidden="1" w:unhideWhenUsed="1"/>
+    <w:lsdException w:name="Table List 8" w:semiHidden="1" w:unhideWhenUsed="1"/>
+    <w:lsdException w:name="Table 3D effects 1" w:semiHidden="1" w:unhideWhenUsed="1"/>
+    <w:lsdException w:name="Table 3D effects 2" w:semiHidden="1" w:unhideWhenUsed="1"/>
+    <w:lsdException w:name="Table 3D effects 3" w:semiHidden="1" w:unhideWhenUsed="1"/>
+    <w:lsdException w:name="Table Contemporary" w:semiHidden="1" w:unhideWhenUsed="1"/>
+    <w:lsdException w:name="Table Elegant" w:semiHidden="1" w:unhideWhenUsed="1"/>
+    <w:lsdException w:name="Table Professional" w:semiHidden="1" w:unhideWhenUsed="1"/>
+    <w:lsdException w:name="Table Subtle 1" w:semiHidden="1" w:unhideWhenUsed="1"/>
+    <w:lsdException w:name="Table Subtle 2" w:semiHidden="1" w:unhideWhenUsed="1"/>
+    <w:lsdException w:name="Table Web 1" w:semiHidden="1" w:unhideWhenUsed="1"/>
+    <w:lsdException w:name="Table Web 2" w:semiHidden="1" w:unhideWhenUsed="1"/>
+    <w:lsdException w:name="Table Web 3" w:semiHidden="1" w:unhideWhenUsed="1"/>
+    <w:lsdException w:name="Balloon Text" w:semiHidden="1" w:unhideWhenUsed="1"/>
+    <w:lsdException w:name="Table Grid" w:uiPriority="39"/>
+    <w:lsdException w:name="Table Theme" w:semiHidden="1" w:unhideWhenUsed="1"/>
+    <w:lsdException w:name="Placeholder Text" w:semiHidden="1"/>
+    <w:lsdException w:name="No Spacing" w:uiPriority="1" w:qFormat="1"/>
+    <w:lsdException w:name="Light Shading" w:uiPriority="60"/>
+    <w:lsdException w:name="Light List" w:uiPriority="61"/>
+    <w:lsdException w:name="Light Grid" w:uiPriority="62"/>
+    <w:lsdException w:name="Medium Shading 1" w:uiPriority="63"/>
+    <w:lsdException w:name="Medium Shading 2" w:uiPriority="64"/>
+    <w:lsdException w:name="Medium List 1" w:uiPriority="65"/>
+    <w:lsdException w:name="Medium List 2" w:uiPriority="66"/>
+    <w:lsdException w:name="Medium Grid 1" w:uiPriority="67"/>
+    <w:lsdException w:name="Medium Grid 2" w:uiPriority="68"/>
+    <w:lsdException w:name="Medium Grid 3" w:uiPriority="69"/>
+    <w:lsdException w:name="Dark List" w:uiPriority="70"/>
+    <w:lsdException w:name="Colorful Shading" w:uiPriority="71"/>
+    <w:lsdException w:name="Colorful List" w:uiPriority="72"/>
+    <w:lsdException w:name="Colorful Grid" w:uiPriority="73"/>
+    <w:lsdException w:name="Light Shading Accent 1" w:uiPriority="60"/>
+    <w:lsdException w:name="Light List Accent 1" w:uiPriority="61"/>
+    <w:lsdException w:name="Light Grid Accent 1" w:uiPriority="62"/>
+    <w:lsdException w:name="Medium Shading 1 Accent 1" w:uiPriority="63"/>
+    <w:lsdException w:name="Medium Shading 2 Accent 1" w:uiPriority="64"/>
+    <w:lsdException w:name="Medium List 1 Accent 1" w:uiPriority="65"/>
+    <w:lsdException w:name="Revision" w:semiHidden="1"/>
+    <w:lsdException w:name="List Paragraph" w:uiPriority="34" w:qFormat="1"/>
+    <w:lsdException w:name="Quote" w:uiPriority="29" w:qFormat="1"/>
+    <w:lsdException w:name="Intense Quote" w:uiPriority="30" w:qFormat="1"/>
+    <w:lsdException w:name="Medium List 2 Accent 1" w:uiPriority="66"/>
+    <w:lsdException w:name="Medium Grid 1 Accent 1" w:uiPriority="67"/>
+    <w:lsdException w:name="Medium Grid 2 Accent 1" w:uiPriority="68"/>
+    <w:lsdException w:name="Medium Grid 3 Accent 1" w:uiPriority="69"/>
+    <w:lsdException w:name="Dark List Accent 1" w:uiPriority="70"/>
+    <w:lsdException w:name="Colorful Shading Accent 1" w:uiPriority="71"/>
+    <w:lsdException w:name="Colorful List Accent 1" w:uiPriority="72"/>
+    <w:lsdException w:name="Colorful Grid Accent 1" w:uiPriority="73"/>
+    <w:lsdException w:name="Light Shading Accent 2" w:uiPriority="60"/>
+    <w:lsdException w:name="Light List Accent 2" w:uiPriority="61"/>
+    <w:lsdException w:name="Light Grid Accent 2" w:uiPriority="62"/>
+    <w:lsdException w:name="Medium Shading 1 Accent 2" w:uiPriority="63"/>
+    <w:lsdException w:name="Medium Shading 2 Accent 2" w:uiPriority="64"/>
+    <w:lsdException w:name="Medium List 1 Accent 2" w:uiPriority="65"/>
+    <w:lsdException w:name="Medium List 2 Accent 2" w:uiPriority="66"/>
+    <w:lsdException w:name="Medium Grid 1 Accent 2" w:uiPriority="67"/>
+    <w:lsdException w:name="Medium Grid 2 Accent 2" w:uiPriority="68"/>
+    <w:lsdException w:name="Medium Grid 3 Accent 2" w:uiPriority="69"/>
+    <w:lsdException w:name="Dark List Accent 2" w:uiPriority="70"/>
+    <w:lsdException w:name="Colorful Shading Accent 2" w:uiPriority="71"/>
+    <w:lsdException w:name="Colorful List Accent 2" w:uiPriority="72"/>
+    <w:lsdException w:name="Colorful Grid Accent 2" w:uiPriority="73"/>
+    <w:lsdException w:name="Light Shading Accent 3" w:uiPriority="60"/>
+    <w:lsdException w:name="Light List Accent 3" w:uiPriority="61"/>
+    <w:lsdException w:name="Light Grid Accent 3" w:uiPriority="62"/>
+    <w:lsdException w:name="Medium Shading 1 Accent 3" w:uiPriority="63"/>
+    <w:lsdException w:name="Medium Shading 2 Accent 3" w:uiPriority="64"/>
+    <w:lsdException w:name="Medium List 1 Accent 3" w:uiPriority="65"/>
+    <w:lsdException w:name="Medium List 2 Accent 3" w:uiPriority="66"/>
+    <w:lsdException w:name="Medium Grid 1 Accent 3" w:uiPriority="67"/>
+    <w:lsdException w:name="Medium Grid 2 Accent 3" w:uiPriority="68"/>
+    <w:lsdException w:name="Medium Grid 3 Accent 3" w:uiPriority="69"/>
+    <w:lsdException w:name="Dark List Accent 3" w:uiPriority="70"/>
+    <w:lsdException w:name="Colorful Shading Accent 3" w:uiPriority="71"/>
+    <w:lsdException w:name="Colorful List Accent 3" w:uiPriority="72"/>
+    <w:lsdException w:name="Colorful Grid Accent 3" w:uiPriority="73"/>
+    <w:lsdException w:name="Light Shading Accent 4" w:uiPriority="60"/>
+    <w:lsdException w:name="Light List Accent 4" w:uiPriority="61"/>
+    <w:lsdException w:name="Light Grid Accent 4" w:uiPriority="62"/>
+    <w:lsdException w:name="Medium Shading 1 Accent 4" w:uiPriority="63"/>
+    <w:lsdException w:name="Medium Shading 2 Accent 4" w:uiPriority="64"/>
+    <w:lsdException w:name="Medium List 1 Accent 4" w:uiPriority="65"/>
+    <w:lsdException w:name="Medium List 2 Accent 4" w:uiPriority="66"/>
+    <w:lsdException w:name="Medium Grid 1 Accent 4" w:uiPriority="67"/>
+    <w:lsdException w:name="Medium Grid 2 Accent 4" w:uiPriority="68"/>
+    <w:lsdException w:name="Medium Grid 3 Accent 4" w:uiPriority="69"/>
+    <w:lsdException w:name="Dark List Accent 4" w:uiPriority="70"/>
+    <w:lsdException w:name="Colorful Shading Accent 4" w:uiPriority="71"/>
+    <w:lsdException w:name="Colorful List Accent 4" w:uiPriority="72"/>
+    <w:lsdException w:name="Colorful Grid Accent 4" w:uiPriority="73"/>
+    <w:lsdException w:name="Light Shading Accent 5" w:uiPriority="60"/>
+    <w:lsdException w:name="Light List Accent 5" w:uiPriority="61"/>
+    <w:lsdException w:name="Light Grid Accent 5" w:uiPriority="62"/>
+    <w:lsdException w:name="Medium Shading 1 Accent 5" w:uiPriority="63"/>
+    <w:lsdException w:name="Medium Shading 2 Accent 5" w:uiPriority="64"/>
+    <w:lsdException w:name="Medium List 1 Accent 5" w:uiPriority="65"/>
+    <w:lsdException w:name="Medium List 2 Accent 5" w:uiPriority="66"/>
+    <w:lsdException w:name="Medium Grid 1 Accent 5" w:uiPriority="67"/>
+    <w:lsdException w:name="Medium Grid 2 Accent 5" w:uiPriority="68"/>
+    <w:lsdException w:name="Medium Grid 3 Accent 5" w:uiPriority="69"/>
+    <w:lsdException w:name="Dark List Accent 5" w:uiPriority="70"/>
+    <w:lsdException w:name="Colorful Shading Accent 5" w:uiPriority="71"/>
+    <w:lsdException w:name="Colorful List Accent 5" w:uiPriority="72"/>
+    <w:lsdException w:name="Colorful Grid Accent 5" w:uiPriority="73"/>
+    <w:lsdException w:name="Light Shading Accent 6" w:uiPriority="60"/>
+    <w:lsdException w:name="Light List Accent 6" w:uiPriority="61"/>
+    <w:lsdException w:name="Light Grid Accent 6" w:uiPriority="62"/>
+    <w:lsdException w:name="Medium Shading 1 Accent 6" w:uiPriority="63"/>
+    <w:lsdException w:name="Medium Shading 2 Accent 6" w:uiPriority="64"/>
+    <w:lsdException w:name="Medium List 1 Accent 6" w:uiPriority="65"/>
+    <w:lsdException w:name="Medium List 2 Accent 6" w:uiPriority="66"/>
+    <w:lsdException w:name="Medium Grid 1 Accent 6" w:uiPriority="67"/>
+    <w:lsdException w:name="Medium Grid 2 Accent 6" w:uiPriority="68"/>
+    <w:lsdException w:name="Medium Grid 3 Accent 6" w:uiPriority="69"/>
+    <w:lsdException w:name="Dark List Accent 6" w:uiPriority="70"/>
+    <w:lsdException w:name="Colorful Shading Accent 6" w:uiPriority="71"/>
+    <w:lsdException w:name="Colorful List Accent 6" w:uiPriority="72"/>
+    <w:lsdException w:name="Colorful Grid Accent 6" w:uiPriority="73"/>
+    <w:lsdException w:name="Subtle Emphasis" w:uiPriority="19" w:qFormat="1"/>
+    <w:lsdException w:name="Intense Emphasis" w:uiPriority="21" w:qFormat="1"/>
+    <w:lsdException w:name="Subtle Reference" w:uiPriority="31" w:qFormat="1"/>
+    <w:lsdException w:name="Intense Reference" w:uiPriority="32" w:qFormat="1"/>
+    <w:lsdException w:name="Book Title" w:uiPriority="33" w:qFormat="1"/>
+    <w:lsdException w:name="Bibliography" w:semiHidden="1" w:uiPriority="37" w:unhideWhenUsed="1"/>
+    <w:lsdException w:name="TOC Heading" w:semiHidden="1" w:uiPriority="39" w:unhideWhenUsed="1" w:qFormat="1"/>
+    <w:lsdException w:name="Plain Table 1" w:uiPriority="41"/>
+    <w:lsdException w:name="Plain Table 2" w:uiPriority="42"/>
+    <w:lsdException w:name="Plain Table 3" w:uiPriority="43"/>
+    <w:lsdException w:name="Plain Table 4" w:uiPriority="44"/>
+    <w:lsdException w:name="Plain Table 5" w:uiPriority="45"/>
+    <w:lsdException w:name="Grid Table Light" w:uiPriority="40"/>
+    <w:lsdException w:name="Grid Table 1 Light" w:uiPriority="46"/>
+    <w:lsdException w:name="Grid Table 2" w:uiPriority="47"/>
+    <w:lsdException w:name="Grid Table 3" w:uiPriority="48"/>
+    <w:lsdException w:name="Grid Table 4" w:uiPriority="49"/>
+    <w:lsdException w:name="Grid Table 5 Dark" w:uiPriority="50"/>
+    <w:lsdException w:name="Grid Table 6 Colorful" w:uiPriority="51"/>
+    <w:lsdException w:name="Grid Table 7 Colorful" w:uiPriority="52"/>
+    <w:lsdException w:name="Grid Table 1 Light Accent 1" w:uiPriority="46"/>
+    <w:lsdException w:name="Grid Table 2 Accent 1" w:uiPriority="47"/>
+    <w:lsdException w:name="Grid Table 3 Accent 1" w:uiPriority="48"/>
+    <w:lsdException w:name="Grid Table 4 Accent 1" w:uiPriority="49"/>
+    <w:lsdException w:name="Grid Table 5 Dark Accent 1" w:uiPriority="50"/>
+    <w:lsdException w:name="Grid Table 6 Colorful Accent 1" w:uiPriority="51"/>
+    <w:lsdException w:name="Grid Table 7 Colorful Accent 1" w:uiPriority="52"/>
+    <w:lsdException w:name="Grid Table 1 Light Accent 2" w:uiPriority="46"/>
+    <w:lsdException w:name="Grid Table 2 Accent 2" w:uiPriority="47"/>
+    <w:lsdException w:name="Grid Table 3 Accent 2" w:uiPriority="48"/>
+    <w:lsdException w:name="Grid Table 4 Accent 2" w:uiPriority="49"/>
+    <w:lsdException w:name="Grid Table 5 Dark Accent 2" w:uiPriority="50"/>
+    <w:lsdException w:name="Grid Table 6 Colorful Accent 2" w:uiPriority="51"/>
+    <w:lsdException w:name="Grid Table 7 Colorful Accent 2" w:uiPriority="52"/>
+    <w:lsdException w:name="Grid Table 1 Light Accent 3" w:uiPriority="46"/>
+    <w:lsdException w:name="Grid Table 2 Accent 3" w:uiPriority="47"/>
+    <w:lsdException w:name="Grid Table 3 Accent 3" w:uiPriority="48"/>
+    <w:lsdException w:name="Grid Table 4 Accent 3" w:uiPriority="49"/>
+    <w:lsdException w:name="Grid Table 5 Dark Accent 3" w:uiPriority="50"/>
+    <w:lsdException w:name="Grid Table 6 Colorful Accent 3" w:uiPriority="51"/>
+    <w:lsdException w:name="Grid Table 7 Colorful Accent 3" w:uiPriority="52"/>
+    <w:lsdException w:name="Grid Table 1 Light Accent 4" w:uiPriority="46"/>
+    <w:lsdException w:name="Grid Table 2 Accent 4" w:uiPriority="47"/>
+    <w:lsdException w:name="Grid Table 3 Accent 4" w:uiPriority="48"/>
+    <w:lsdException w:name="Grid Table 4 Accent 4" w:uiPriority="49"/>
+    <w:lsdException w:name="Grid Table 5 Dark Accent 4" w:uiPriority="50"/>
+    <w:lsdException w:name="Grid Table 6 Colorful Accent 4" w:uiPriority="51"/>
+    <w:lsdException w:name="Grid Table 7 Colorful Accent 4" w:uiPriority="52"/>
+    <w:lsdException w:name="Grid Table 1 Light Accent 5" w:uiPriority="46"/>
+    <w:lsdException w:name="Grid Table 2 Accent 5" w:uiPriority="47"/>
+    <w:lsdException w:name="Grid Table 3 Accent 5" w:uiPriority="48"/>
+    <w:lsdException w:name="Grid Table 4 Accent 5" w:uiPriority="49"/>
+    <w:lsdException w:name="Grid Table 5 Dark Accent 5" w:uiPriority="50"/>
+    <w:lsdException w:name="Grid Table 6 Colorful Accent 5" w:uiPriority="51"/>
+    <w:lsdException w:name="Grid Table 7 Colorful Accent 5" w:uiPriority="52"/>
+    <w:lsdException w:name="Grid Table 1 Light Accent 6" w:uiPriority="46"/>
+    <w:lsdException w:name="Grid Table 2 Accent 6" w:uiPriority="47"/>
+    <w:lsdException w:name="Grid Table 3 Accent 6" w:uiPriority="48"/>
+    <w:lsdException w:name="Grid Table 4 Accent 6" w:uiPriority="49"/>
+    <w:lsdException w:name="Grid Table 5 Dark Accent 6" w:uiPriority="50"/>
+    <w:lsdException w:name="Grid Table 6 Colorful Accent 6" w:uiPriority="51"/>
+    <w:lsdException w:name="Grid Table 7 Colorful Accent 6" w:uiPriority="52"/>
+    <w:lsdException w:name="List Table 1 Light" w:uiPriority="46"/>
+    <w:lsdException w:name="List Table 2" w:uiPriority="47"/>
+    <w:lsdException w:name="List Table 3" w:uiPriority="48"/>
+    <w:lsdException w:name="List Table 4" w:uiPriority="49"/>
+    <w:lsdException w:name="List Table 5 Dark" w:uiPriority="50"/>
+    <w:lsdException w:name="List Table 6 Colorful" w:uiPriority="51"/>
+    <w:lsdException w:name="List Table 7 Colorful" w:uiPriority="52"/>
+    <w:lsdException w:name="List Table 1 Light Accent 1" w:uiPriority="46"/>
+    <w:lsdException w:name="List Table 2 Accent 1" w:uiPriority="47"/>
+    <w:lsdException w:name="List Table 3 Accent 1" w:uiPriority="48"/>
+    <w:lsdException w:name="List Table 4 Accent 1" w:uiPriority="49"/>
+    <w:lsdException w:name="List Table 5 Dark Accent 1" w:uiPriority="50"/>
+    <w:lsdException w:name="List Table 6 Colorful Accent 1" w:uiPriority="51"/>
+    <w:lsdException w:name="List Table 7 Colorful Accent 1" w:uiPriority="52"/>
+    <w:lsdException w:name="List Table 1 Light Accent 2" w:uiPriority="46"/>
+    <w:lsdException w:name="List Table 2 Accent 2" w:uiPriority="47"/>
+    <w:lsdException w:name="List Table 3 Accent 2" w:uiPriority="48"/>
+    <w:lsdException w:name="List Table 4 Accent 2" w:uiPriority="49"/>
+    <w:lsdException w:name="List Table 5 Dark Accent 2" w:uiPriority="50"/>
+    <w:lsdException w:name="List Table 6 Colorful Accent 2" w:uiPriority="51"/>
+    <w:lsdException w:name="List Table 7 Colorful Accent 2" w:uiPriority="52"/>
+    <w:lsdException w:name="List Table 1 Light Accent 3" w:uiPriority="46"/>
+    <w:lsdException w:name="List Table 2 Accent 3" w:uiPriority="47"/>
+    <w:lsdException w:name="List Table 3 Accent 3" w:uiPriority="48"/>
+    <w:lsdException w:name="List Table 4 Accent 3" w:uiPriority="49"/>
+    <w:lsdException w:name="List Table 5 Dark Accent 3" w:uiPriority="50"/>
+    <w:lsdException w:name="List Table 6 Colorful Accent 3" w:uiPriority="51"/>
+    <w:lsdException w:name="List Table 7 Colorful Accent 3" w:uiPriority="52"/>
+    <w:lsdException w:name="List Table 1 Light Accent 4" w:uiPriority="46"/>
+    <w:lsdException w:name="List Table 2 Accent 4" w:uiPriority="47"/>
+    <w:lsdException w:name="List Table 3 Accent 4" w:uiPriority="48"/>
+    <w:lsdException w:name="List Table 4 Accent 4" w:uiPriority="49"/>
+    <w:lsdException w:name="List Table 5 Dark Accent 4" w:uiPriority="50"/>
+    <w:lsdException w:name="List Table 6 Colorful Accent 4" w:uiPriority="51"/>
+    <w:lsdException w:name="List Table 7 Colorful Accent 4" w:uiPriority="52"/>
+    <w:lsdException w:name="List Table 1 Light Accent 5" w:uiPriority="46"/>
+    <w:lsdException w:name="List Table 2 Accent 5" w:uiPriority="47"/>
+    <w:lsdException w:name="List Table 3 Accent 5" w:uiPriority="48"/>
+    <w:lsdException w:name="List Table 4 Accent 5" w:uiPriority="49"/>
+    <w:lsdException w:name="List Table 5 Dark Accent 5" w:uiPriority="50"/>
+    <w:lsdException w:name="List Table 6 Colorful Accent 5" w:uiPriority="51"/>
+    <w:lsdException w:name="List Table 7 Colorful Accent 5" w:uiPriority="52"/>
+    <w:lsdException w:name="List Table 1 Light Accent 6" w:uiPriority="46"/>
+    <w:lsdException w:name="List Table 2 Accent 6" w:uiPriority="47"/>
+    <w:lsdException w:name="List Table 3 Accent 6" w:uiPriority="48"/>
+    <w:lsdException w:name="List Table 4 Accent 6" w:uiPriority="49"/>
+    <w:lsdException w:name="List Table 5 Dark Accent 6" w:uiPriority="50"/>
+    <w:lsdException w:name="List Table 6 Colorful Accent 6" w:uiPriority="51"/>
+    <w:lsdException w:name="List Table 7 Colorful Accent 6" w:uiPriority="52"/>
+    <w:lsdException w:name="Mention" w:semiHidden="1" w:unhideWhenUsed="1"/>
+    <w:lsdException w:name="Smart Hyperlink" w:semiHidden="1" w:unhideWhenUsed="1"/>
+    <w:lsdException w:name="Hashtag" w:semiHidden="1" w:unhideWhenUsed="1"/>
+    <w:lsdException w:name="Unresolved Mention" w:semiHidden="1" w:unhideWhenUsed="1"/>
+    <w:lsdException w:name="Smart Link" w:semiHidden="1" w:unhideWhenUsed="1"/>
+  </w:latentStyles>
+  <w:style w:type="paragraph" w:default="1" w:styleId="Normal">
     <w:name w:val="Normal"/>
     <w:qFormat/>
   </w:style>
-  <w:style w:type="paragraph" w:styleId="Title">
-    <w:name w:val="Title"/>
+  <w:style w:type="paragraph" w:styleId="Heading1">
+    <w:name w:val="heading 1"/>
     <w:basedOn w:val="Normal"/>
     <w:next w:val="Normal"/>
+    <w:uiPriority w:val="9"/>
     <w:qFormat/>
-    <w:rPr>
-      <w:sz w:val="56"/>
-      <w:szCs w:val="56"/>
-    </w:rPr>
-  </w:style>
-  <w:style w:type="paragraph" w:styleId="Heading1">
-    <w:name w:val="Heading 1"/>
-    <w:basedOn w:val="Normal"/>
-    <w:next w:val="Normal"/>
-    <w:qFormat/>
+    <w:pPr>
+      <w:outlineLvl w:val="0"/>
+    </w:pPr>
     <w:rPr>
       <w:color w:val="2E74B5"/>
       <w:sz w:val="32"/>
@@ -761,10 +1568,16 @@
     </w:rPr>
   </w:style>
   <w:style w:type="paragraph" w:styleId="Heading2">
-    <w:name w:val="Heading 2"/>
+    <w:name w:val="heading 2"/>
     <w:basedOn w:val="Normal"/>
     <w:next w:val="Normal"/>
+    <w:uiPriority w:val="9"/>
+    <w:semiHidden/>
+    <w:unhideWhenUsed/>
     <w:qFormat/>
+    <w:pPr>
+      <w:outlineLvl w:val="1"/>
+    </w:pPr>
     <w:rPr>
       <w:color w:val="2E74B5"/>
       <w:sz w:val="26"/>
@@ -772,21 +1585,31 @@
     </w:rPr>
   </w:style>
   <w:style w:type="paragraph" w:styleId="Heading3">
-    <w:name w:val="Heading 3"/>
+    <w:name w:val="heading 3"/>
     <w:basedOn w:val="Normal"/>
     <w:next w:val="Normal"/>
+    <w:uiPriority w:val="9"/>
+    <w:semiHidden/>
+    <w:unhideWhenUsed/>
     <w:qFormat/>
+    <w:pPr>
+      <w:outlineLvl w:val="2"/>
+    </w:pPr>
     <w:rPr>
       <w:color w:val="1F4D78"/>
-      <w:sz w:val="24"/>
-      <w:szCs w:val="24"/>
     </w:rPr>
   </w:style>
   <w:style w:type="paragraph" w:styleId="Heading4">
-    <w:name w:val="Heading 4"/>
+    <w:name w:val="heading 4"/>
     <w:basedOn w:val="Normal"/>
     <w:next w:val="Normal"/>
+    <w:uiPriority w:val="9"/>
+    <w:semiHidden/>
+    <w:unhideWhenUsed/>
     <w:qFormat/>
+    <w:pPr>
+      <w:outlineLvl w:val="3"/>
+    </w:pPr>
     <w:rPr>
       <w:i/>
       <w:iCs/>
@@ -794,25 +1617,75 @@
     </w:rPr>
   </w:style>
   <w:style w:type="paragraph" w:styleId="Heading5">
-    <w:name w:val="Heading 5"/>
+    <w:name w:val="heading 5"/>
     <w:basedOn w:val="Normal"/>
     <w:next w:val="Normal"/>
+    <w:uiPriority w:val="9"/>
+    <w:semiHidden/>
+    <w:unhideWhenUsed/>
     <w:qFormat/>
+    <w:pPr>
+      <w:outlineLvl w:val="4"/>
+    </w:pPr>
     <w:rPr>
       <w:color w:val="2E74B5"/>
     </w:rPr>
   </w:style>
   <w:style w:type="paragraph" w:styleId="Heading6">
-    <w:name w:val="Heading 6"/>
+    <w:name w:val="heading 6"/>
     <w:basedOn w:val="Normal"/>
     <w:next w:val="Normal"/>
+    <w:uiPriority w:val="9"/>
+    <w:semiHidden/>
+    <w:unhideWhenUsed/>
     <w:qFormat/>
+    <w:pPr>
+      <w:outlineLvl w:val="5"/>
+    </w:pPr>
     <w:rPr>
       <w:color w:val="1F4D78"/>
     </w:rPr>
   </w:style>
-  <w:style w:type="paragraph" w:styleId="Strong">
-    <w:name w:val="Strong"/>
+  <w:style w:type="character" w:default="1" w:styleId="DefaultParagraphFont">
+    <w:name w:val="Default Paragraph Font"/>
+    <w:uiPriority w:val="1"/>
+    <w:semiHidden/>
+    <w:unhideWhenUsed/>
+  </w:style>
+  <w:style w:type="table" w:default="1" w:styleId="TableNormal">
+    <w:name w:val="Normal Table"/>
+    <w:uiPriority w:val="99"/>
+    <w:semiHidden/>
+    <w:unhideWhenUsed/>
+    <w:tblPr>
+      <w:tblInd w:w="0" w:type="dxa"/>
+      <w:tblCellMar>
+        <w:top w:w="0" w:type="dxa"/>
+        <w:left w:w="108" w:type="dxa"/>
+        <w:bottom w:w="0" w:type="dxa"/>
+        <w:right w:w="108" w:type="dxa"/>
+      </w:tblCellMar>
+    </w:tblPr>
+  </w:style>
+  <w:style w:type="numbering" w:default="1" w:styleId="NoList">
+    <w:name w:val="No List"/>
+    <w:uiPriority w:val="99"/>
+    <w:semiHidden/>
+    <w:unhideWhenUsed/>
+  </w:style>
+  <w:style w:type="paragraph" w:styleId="Title">
+    <w:name w:val="Title"/>
+    <w:basedOn w:val="Normal"/>
+    <w:next w:val="Normal"/>
+    <w:uiPriority w:val="10"/>
+    <w:qFormat/>
+    <w:rPr>
+      <w:sz w:val="56"/>
+      <w:szCs w:val="56"/>
+    </w:rPr>
+  </w:style>
+  <w:style w:type="paragraph" w:customStyle="1" w:styleId="Strong1">
+    <w:name w:val="Strong1"/>
     <w:basedOn w:val="Normal"/>
     <w:next w:val="Normal"/>
     <w:qFormat/>
@@ -828,7 +1701,6 @@
   </w:style>
   <w:style w:type="character" w:styleId="Hyperlink">
     <w:name w:val="Hyperlink"/>
-    <w:basedOn w:val="DefaultParagraphFont"/>
     <w:uiPriority w:val="99"/>
     <w:unhideWhenUsed/>
     <w:rPr>
@@ -838,7 +1710,6 @@
   </w:style>
   <w:style w:type="character" w:styleId="FootnoteReference">
     <w:name w:val="footnote reference"/>
-    <w:basedOn w:val="DefaultParagraphFont"/>
     <w:uiPriority w:val="99"/>
     <w:semiHidden/>
     <w:unhideWhenUsed/>
@@ -853,17 +1724,13 @@
     <w:uiPriority w:val="99"/>
     <w:semiHidden/>
     <w:unhideWhenUsed/>
-    <w:pPr>
-      <w:spacing w:after="0" w:line="240" w:lineRule="auto"/>
-    </w:pPr>
     <w:rPr>
       <w:sz w:val="20"/>
       <w:szCs w:val="20"/>
     </w:rPr>
   </w:style>
-  <w:style w:type="character" w:styleId="FootnoteTextChar">
+  <w:style w:type="character" w:customStyle="1" w:styleId="FootnoteTextChar">
     <w:name w:val="Footnote Text Char"/>
-    <w:basedOn w:val="DefaultParagraphFont"/>
     <w:link w:val="FootnoteText"/>
     <w:uiPriority w:val="99"/>
     <w:semiHidden/>
@@ -875,7 +1742,6 @@
   </w:style>
   <w:style w:type="character" w:styleId="EndnoteReference">
     <w:name w:val="endnote reference"/>
-    <w:basedOn w:val="DefaultParagraphFont"/>
     <w:uiPriority w:val="99"/>
     <w:semiHidden/>
     <w:unhideWhenUsed/>
@@ -890,17 +1756,13 @@
     <w:uiPriority w:val="99"/>
     <w:semiHidden/>
     <w:unhideWhenUsed/>
-    <w:pPr>
-      <w:spacing w:after="0" w:line="240" w:lineRule="auto"/>
-    </w:pPr>
     <w:rPr>
       <w:sz w:val="20"/>
       <w:szCs w:val="20"/>
     </w:rPr>
   </w:style>
-  <w:style w:type="character" w:styleId="EndnoteTextChar">
+  <w:style w:type="character" w:customStyle="1" w:styleId="EndnoteTextChar">
     <w:name w:val="Endnote Text Char"/>
-    <w:basedOn w:val="DefaultParagraphFont"/>
     <w:link w:val="EndnoteText"/>
     <w:uiPriority w:val="99"/>
     <w:semiHidden/>
@@ -1065,7 +1927,7 @@
         <a:solidFill>
           <a:schemeClr val="phClr"/>
         </a:solidFill>
-        <a:gradFill rotWithShape="true">
+        <a:gradFill rotWithShape="1">
           <a:gsLst>
             <a:gs pos="0">
               <a:schemeClr val="phClr">
@@ -1089,9 +1951,9 @@
               </a:schemeClr>
             </a:gs>
           </a:gsLst>
-          <a:lin ang="5400000" scaled="false"/>
+          <a:lin ang="5400000" scaled="0"/>
         </a:gradFill>
-        <a:gradFill rotWithShape="true">
+        <a:gradFill rotWithShape="1">
           <a:gsLst>
             <a:gs pos="0">
               <a:schemeClr val="phClr">
@@ -1115,7 +1977,7 @@
               </a:schemeClr>
             </a:gs>
           </a:gsLst>
-          <a:lin ang="5400000" scaled="false"/>
+          <a:lin ang="5400000" scaled="0"/>
         </a:gradFill>
       </a:fillStyleLst>
       <a:lnStyleLst>
@@ -1150,7 +2012,7 @@
         </a:effectStyle>
         <a:effectStyle>
           <a:effectLst>
-            <a:outerShdw blurRad="57150" dist="19050" dir="5400000" algn="ctr" rotWithShape="false">
+            <a:outerShdw blurRad="57150" dist="19050" dir="5400000" algn="ctr" rotWithShape="0">
               <a:srgbClr val="000000">
                 <a:alpha val="63000"/>
               </a:srgbClr>
@@ -1168,7 +2030,7 @@
             <a:satMod val="170000"/>
           </a:schemeClr>
         </a:solidFill>
-        <a:gradFill rotWithShape="true">
+        <a:gradFill rotWithShape="1">
           <a:gsLst>
             <a:gs pos="0">
               <a:schemeClr val="phClr">
@@ -1193,7 +2055,7 @@
               </a:schemeClr>
             </a:gs>
           </a:gsLst>
-          <a:lin ang="5400000" scaled="false"/>
+          <a:lin ang="5400000" scaled="0"/>
         </a:gradFill>
       </a:bgFillStyleLst>
     </a:fmtScheme>

--- a/word-export/Quy-dinh-nghi-phep.docx
+++ b/word-export/Quy-dinh-nghi-phep.docx
@@ -1,20 +1,19 @@
 
 <file path=word/document.xml><?xml version="1.0" encoding="utf-8"?>
-<w:document xmlns:wpc="http://schemas.microsoft.com/office/word/2010/wordprocessingCanvas" xmlns:cx="http://schemas.microsoft.com/office/drawing/2014/chartex" xmlns:cx1="http://schemas.microsoft.com/office/drawing/2015/9/8/chartex" xmlns:cx2="http://schemas.microsoft.com/office/drawing/2015/10/21/chartex" xmlns:cx3="http://schemas.microsoft.com/office/drawing/2016/5/9/chartex" xmlns:cx4="http://schemas.microsoft.com/office/drawing/2016/5/10/chartex" xmlns:cx5="http://schemas.microsoft.com/office/drawing/2016/5/11/chartex" xmlns:cx6="http://schemas.microsoft.com/office/drawing/2016/5/12/chartex" xmlns:cx7="http://schemas.microsoft.com/office/drawing/2016/5/13/chartex" xmlns:cx8="http://schemas.microsoft.com/office/drawing/2016/5/14/chartex" xmlns:mc="http://schemas.openxmlformats.org/markup-compatibility/2006" xmlns:aink="http://schemas.microsoft.com/office/drawing/2016/ink" xmlns:am3d="http://schemas.microsoft.com/office/drawing/2017/model3d" xmlns:o="urn:schemas-microsoft-com:office:office" xmlns:r="http://schemas.openxmlformats.org/officeDocument/2006/relationships" xmlns:m="http://schemas.openxmlformats.org/officeDocument/2006/math" xmlns:v="urn:schemas-microsoft-com:vml" xmlns:wp14="http://schemas.microsoft.com/office/word/2010/wordprocessingDrawing" xmlns:wp="http://schemas.openxmlformats.org/drawingml/2006/wordprocessingDrawing" xmlns:w10="urn:schemas-microsoft-com:office:word" xmlns:w="http://schemas.openxmlformats.org/wordprocessingml/2006/main" xmlns:w14="http://schemas.microsoft.com/office/word/2010/wordml" xmlns:w15="http://schemas.microsoft.com/office/word/2012/wordml" xmlns:w16cex="http://schemas.microsoft.com/office/word/2018/wordml/cex" xmlns:w16cid="http://schemas.microsoft.com/office/word/2016/wordml/cid" xmlns:w16="http://schemas.microsoft.com/office/word/2018/wordml" xmlns:w16sdtdh="http://schemas.microsoft.com/office/word/2020/wordml/sdtdatahash" xmlns:w16se="http://schemas.microsoft.com/office/word/2015/wordml/symex" xmlns:wpg="http://schemas.microsoft.com/office/word/2010/wordprocessingGroup" xmlns:wpi="http://schemas.microsoft.com/office/word/2010/wordprocessingInk" xmlns:wne="http://schemas.microsoft.com/office/word/2006/wordml" xmlns:wps="http://schemas.microsoft.com/office/word/2010/wordprocessingShape" mc:Ignorable="w14 w15 w16se w16cid w16 w16cex w16sdtdh wp14">
+<w:document xmlns:wpc="http://schemas.microsoft.com/office/word/2010/wordprocessingCanvas" xmlns:cx="http://schemas.microsoft.com/office/drawing/2014/chartex" xmlns:cx1="http://schemas.microsoft.com/office/drawing/2015/9/8/chartex" xmlns:cx2="http://schemas.microsoft.com/office/drawing/2015/10/21/chartex" xmlns:cx3="http://schemas.microsoft.com/office/drawing/2016/5/9/chartex" xmlns:cx4="http://schemas.microsoft.com/office/drawing/2016/5/10/chartex" xmlns:cx5="http://schemas.microsoft.com/office/drawing/2016/5/11/chartex" xmlns:cx6="http://schemas.microsoft.com/office/drawing/2016/5/12/chartex" xmlns:cx7="http://schemas.microsoft.com/office/drawing/2016/5/13/chartex" xmlns:cx8="http://schemas.microsoft.com/office/drawing/2016/5/14/chartex" xmlns:mc="http://schemas.openxmlformats.org/markup-compatibility/2006" xmlns:aink="http://schemas.microsoft.com/office/drawing/2016/ink" xmlns:am3d="http://schemas.microsoft.com/office/drawing/2017/model3d" xmlns:o="urn:schemas-microsoft-com:office:office" xmlns:oel="http://schemas.microsoft.com/office/2019/extlst" xmlns:r="http://schemas.openxmlformats.org/officeDocument/2006/relationships" xmlns:m="http://schemas.openxmlformats.org/officeDocument/2006/math" xmlns:v="urn:schemas-microsoft-com:vml" xmlns:wp14="http://schemas.microsoft.com/office/word/2010/wordprocessingDrawing" xmlns:wp="http://schemas.openxmlformats.org/drawingml/2006/wordprocessingDrawing" xmlns:w10="urn:schemas-microsoft-com:office:word" xmlns:w="http://schemas.openxmlformats.org/wordprocessingml/2006/main" xmlns:w14="http://schemas.microsoft.com/office/word/2010/wordml" xmlns:w15="http://schemas.microsoft.com/office/word/2012/wordml" xmlns:w16cex="http://schemas.microsoft.com/office/word/2018/wordml/cex" xmlns:w16cid="http://schemas.microsoft.com/office/word/2016/wordml/cid" xmlns:w16="http://schemas.microsoft.com/office/word/2018/wordml" xmlns:w16du="http://schemas.microsoft.com/office/word/2023/wordml/word16du" xmlns:w16sdtdh="http://schemas.microsoft.com/office/word/2020/wordml/sdtdatahash" xmlns:w16sdtfl="http://schemas.microsoft.com/office/word/2024/wordml/sdtformatlock" xmlns:w16se="http://schemas.microsoft.com/office/word/2015/wordml/symex" xmlns:wpg="http://schemas.microsoft.com/office/word/2010/wordprocessingGroup" xmlns:wpi="http://schemas.microsoft.com/office/word/2010/wordprocessingInk" xmlns:wne="http://schemas.microsoft.com/office/word/2006/wordml" xmlns:wps="http://schemas.microsoft.com/office/word/2010/wordprocessingShape" mc:Ignorable="w14 w15 w16se w16cid w16 w16cex w16sdtdh w16sdtfl w16du wp14">
   <w:body>
     <w:p>
       <w:pPr>
-        <w:spacing w:before="0" w:after="60"/>
-      </w:pPr>
-      <w:r>
-        <w:rPr>
-          <w:rFonts w:ascii="Times New Roman" w:hAnsi="Times New Roman" w:eastAsia="Times New Roman" w:cs="Times New Roman"/>
+        <w:spacing w:after="60"/>
+      </w:pPr>
+      <w:r>
+        <w:rPr>
           <w:b/>
           <w:bCs/>
           <w:sz w:val="40"/>
           <w:szCs w:val="40"/>
         </w:rPr>
-        <w:t xml:space="preserve">QUY ĐỊNH NGHỈ PHÉP</w:t>
+        <w:t>QUY ĐỊNH NGHỈ PHÉP</w:t>
       </w:r>
     </w:p>
     <w:p>
@@ -22,16 +21,15 @@
         <w:pBdr>
           <w:bottom w:val="single" w:sz="8" w:space="8" w:color="000000"/>
         </w:pBdr>
-        <w:spacing w:before="0" w:after="200"/>
-      </w:pPr>
-      <w:r>
-        <w:rPr>
-          <w:rFonts w:ascii="Times New Roman" w:hAnsi="Times New Roman" w:eastAsia="Times New Roman" w:cs="Times New Roman"/>
+        <w:spacing w:after="200"/>
+      </w:pPr>
+      <w:r>
+        <w:rPr>
           <w:color w:val="666666"/>
           <w:sz w:val="20"/>
           <w:szCs w:val="20"/>
         </w:rPr>
-        <w:t xml:space="preserve">TOKOSI · Áp dụng cho toàn thể nhân viên · Ban hành: 05/10/2026</w:t>
+        <w:t>TOKOSI · Áp dụng cho toàn thể nhân viên · Ban hành: 05/10/2026</w:t>
       </w:r>
     </w:p>
     <w:p>
@@ -40,27 +38,21 @@
       </w:pPr>
       <w:r>
         <w:rPr>
-          <w:rFonts w:ascii="Times New Roman" w:hAnsi="Times New Roman" w:eastAsia="Times New Roman" w:cs="Times New Roman"/>
           <w:b/>
           <w:bCs/>
           <w:color w:val="1F4E9E"/>
           <w:sz w:val="28"/>
           <w:szCs w:val="28"/>
         </w:rPr>
-        <w:t xml:space="preserve">Quy định nghỉ phép</w:t>
+        <w:t>Quy định nghỉ phép</w:t>
       </w:r>
     </w:p>
     <w:p>
       <w:pPr>
-        <w:spacing w:before="0" w:after="100"/>
-      </w:pPr>
-      <w:r>
-        <w:rPr>
-          <w:rFonts w:ascii="Times New Roman" w:hAnsi="Times New Roman" w:eastAsia="Times New Roman" w:cs="Times New Roman"/>
-          <w:sz w:val="24"/>
-          <w:szCs w:val="24"/>
-        </w:rPr>
-        <w:t xml:space="preserve">Nhân viên cần xin phép và được quản lý đồng ý trước khi nghỉ. Thời hạn gửi yêu cầu phụ thuộc vào số ngày nghỉ.</w:t>
+        <w:spacing w:after="100"/>
+      </w:pPr>
+      <w:r>
+        <w:t>Nhân viên cần xin phép và được quản lý đồng ý trước khi nghỉ. Thời hạn gửi yêu cầu phụ thuộc vào số ngày nghỉ.</w:t>
       </w:r>
     </w:p>
     <w:p>
@@ -70,13 +62,12 @@
       </w:pPr>
       <w:r>
         <w:rPr>
-          <w:rFonts w:ascii="Times New Roman" w:hAnsi="Times New Roman" w:eastAsia="Times New Roman" w:cs="Times New Roman"/>
           <w:b/>
           <w:bCs/>
           <w:sz w:val="26"/>
           <w:szCs w:val="26"/>
         </w:rPr>
-        <w:t xml:space="preserve">Cách xin nghỉ phép</w:t>
+        <w:t>Cách xin nghỉ phép</w:t>
       </w:r>
     </w:p>
     <w:p>
@@ -86,34 +77,67 @@
           <w:ilvl w:val="0"/>
           <w:numId w:val="2"/>
         </w:numPr>
-        <w:spacing w:before="0" w:after="60"/>
-        <w:ind w:left="720" w:hanging="360"/>
-      </w:pPr>
-      <w:r>
-        <w:rPr>
-          <w:rFonts w:ascii="Times New Roman" w:hAnsi="Times New Roman" w:eastAsia="Times New Roman" w:cs="Times New Roman"/>
-          <w:sz w:val="24"/>
-          <w:szCs w:val="24"/>
-        </w:rPr>
-        <w:t xml:space="preserve">Nhắn tin xin nghỉ cho bot Telegram: </w:t>
-      </w:r>
-      <w:r>
-        <w:rPr>
-          <w:rFonts w:ascii="Times New Roman" w:hAnsi="Times New Roman" w:eastAsia="Times New Roman" w:cs="Times New Roman"/>
-          <w:b/>
-          <w:bCs/>
-          <w:sz w:val="24"/>
-          <w:szCs w:val="24"/>
-        </w:rPr>
-        <w:t xml:space="preserve">@nghiphieptks_bot</w:t>
-      </w:r>
-      <w:r>
-        <w:rPr>
-          <w:rFonts w:ascii="Times New Roman" w:hAnsi="Times New Roman" w:eastAsia="Times New Roman" w:cs="Times New Roman"/>
-          <w:sz w:val="24"/>
-          <w:szCs w:val="24"/>
-        </w:rPr>
-        <w:t xml:space="preserve">.</w:t>
+        <w:spacing w:after="60"/>
+      </w:pPr>
+      <w:r>
+        <w:t xml:space="preserve">Nhắn tin xin nghỉ </w:t>
+      </w:r>
+      <w:proofErr w:type="spellStart"/>
+      <w:r>
+        <w:t>cho</w:t>
+      </w:r>
+      <w:proofErr w:type="spellEnd"/>
+      <w:r>
+        <w:t xml:space="preserve"> bot Telegram: </w:t>
+      </w:r>
+      <w:r>
+        <w:rPr>
+          <w:b/>
+          <w:bCs/>
+        </w:rPr>
+        <w:t>@nghipheptks_bot</w:t>
+      </w:r>
+      <w:r>
+        <w:rPr>
+          <w:b/>
+          <w:bCs/>
+        </w:rPr>
+        <w:t xml:space="preserve"> </w:t>
+      </w:r>
+      <w:proofErr w:type="spellStart"/>
+      <w:r>
+        <w:t>hoặc</w:t>
+      </w:r>
+      <w:proofErr w:type="spellEnd"/>
+      <w:r>
+        <w:t xml:space="preserve"> </w:t>
+      </w:r>
+      <w:proofErr w:type="spellStart"/>
+      <w:r>
+        <w:t>tạo</w:t>
+      </w:r>
+      <w:proofErr w:type="spellEnd"/>
+      <w:r>
+        <w:t xml:space="preserve"> </w:t>
+      </w:r>
+      <w:proofErr w:type="spellStart"/>
+      <w:r>
+        <w:t>đơn</w:t>
+      </w:r>
+      <w:proofErr w:type="spellEnd"/>
+      <w:r>
+        <w:t xml:space="preserve"> </w:t>
+      </w:r>
+      <w:proofErr w:type="spellStart"/>
+      <w:r>
+        <w:t>trên</w:t>
+      </w:r>
+      <w:proofErr w:type="spellEnd"/>
+      <w:r>
+        <w:t xml:space="preserve"> web</w:t>
+      </w:r>
+      <w:r>
+        <w:t>.</w:t>
       </w:r>
     </w:p>
     <w:p>
@@ -123,16 +147,10 @@
           <w:ilvl w:val="0"/>
           <w:numId w:val="2"/>
         </w:numPr>
-        <w:spacing w:before="0" w:after="60"/>
-        <w:ind w:left="720" w:hanging="360"/>
-      </w:pPr>
-      <w:r>
-        <w:rPr>
-          <w:rFonts w:ascii="Times New Roman" w:hAnsi="Times New Roman" w:eastAsia="Times New Roman" w:cs="Times New Roman"/>
-          <w:sz w:val="24"/>
-          <w:szCs w:val="24"/>
-        </w:rPr>
-        <w:t xml:space="preserve">Chỉ được tính là đã xin phép khi yêu cầu được gửi qua bot đúng thời hạn quy định bên dưới.</w:t>
+        <w:spacing w:after="60"/>
+      </w:pPr>
+      <w:r>
+        <w:t>Chỉ được tính là đã xin phép khi yêu cầu được gửi qua bot đúng thời hạn quy định bên dưới.</w:t>
       </w:r>
     </w:p>
     <w:p>
@@ -142,16 +160,10 @@
           <w:ilvl w:val="0"/>
           <w:numId w:val="2"/>
         </w:numPr>
-        <w:spacing w:before="0" w:after="60"/>
-        <w:ind w:left="720" w:hanging="360"/>
-      </w:pPr>
-      <w:r>
-        <w:rPr>
-          <w:rFonts w:ascii="Times New Roman" w:hAnsi="Times New Roman" w:eastAsia="Times New Roman" w:cs="Times New Roman"/>
-          <w:sz w:val="24"/>
-          <w:szCs w:val="24"/>
-        </w:rPr>
-        <w:t xml:space="preserve">Đơn xin nghỉ phải ghi đủ: ngày nghỉ, lý do nghỉ và bàn giao công việc (người nhận bàn giao, nội dung bàn giao).</w:t>
+        <w:spacing w:after="60"/>
+      </w:pPr>
+      <w:r>
+        <w:t>Đơn xin nghỉ phải ghi đủ: ngày nghỉ, lý do nghỉ và bàn giao công việc (người nhận bàn giao, nội dung bàn giao).</w:t>
       </w:r>
     </w:p>
     <w:p>
@@ -161,13 +173,12 @@
       </w:pPr>
       <w:r>
         <w:rPr>
-          <w:rFonts w:ascii="Times New Roman" w:hAnsi="Times New Roman" w:eastAsia="Times New Roman" w:cs="Times New Roman"/>
           <w:b/>
           <w:bCs/>
           <w:sz w:val="26"/>
           <w:szCs w:val="26"/>
         </w:rPr>
-        <w:t xml:space="preserve">Thời hạn đăng ký nghỉ phép</w:t>
+        <w:t>Thời hạn đăng ký nghỉ phép</w:t>
       </w:r>
     </w:p>
     <w:p>
@@ -177,40 +188,196 @@
           <w:ilvl w:val="0"/>
           <w:numId w:val="2"/>
         </w:numPr>
-        <w:spacing w:before="0" w:after="60"/>
-        <w:ind w:left="720" w:hanging="360"/>
-      </w:pPr>
-      <w:r>
-        <w:rPr>
-          <w:rFonts w:ascii="Times New Roman" w:hAnsi="Times New Roman" w:eastAsia="Times New Roman" w:cs="Times New Roman"/>
-          <w:b/>
-          <w:bCs/>
-          <w:sz w:val="24"/>
-          <w:szCs w:val="24"/>
-        </w:rPr>
-        <w:t xml:space="preserve">Nghỉ dưới 1 ngày: </w:t>
-      </w:r>
-      <w:r>
-        <w:rPr>
-          <w:rFonts w:ascii="Times New Roman" w:hAnsi="Times New Roman" w:eastAsia="Times New Roman" w:cs="Times New Roman"/>
-          <w:sz w:val="24"/>
-          <w:szCs w:val="24"/>
-        </w:rPr>
-        <w:t xml:space="preserve">phải xin nghỉ trước 00:00 ngày trước đó.</w:t>
+        <w:spacing w:after="60"/>
+      </w:pPr>
+      <w:proofErr w:type="spellStart"/>
+      <w:r>
+        <w:rPr>
+          <w:b/>
+          <w:bCs/>
+        </w:rPr>
+        <w:t>Nghỉ</w:t>
+      </w:r>
+      <w:proofErr w:type="spellEnd"/>
+      <w:r>
+        <w:rPr>
+          <w:b/>
+          <w:bCs/>
+        </w:rPr>
+        <w:t xml:space="preserve"> </w:t>
+      </w:r>
+      <w:r>
+        <w:rPr>
+          <w:b/>
+          <w:bCs/>
+        </w:rPr>
+        <w:t>&lt;=</w:t>
+      </w:r>
+      <w:r>
+        <w:rPr>
+          <w:b/>
+          <w:bCs/>
+        </w:rPr>
+        <w:t xml:space="preserve"> 1 </w:t>
+      </w:r>
+      <w:proofErr w:type="spellStart"/>
+      <w:r>
+        <w:rPr>
+          <w:b/>
+          <w:bCs/>
+        </w:rPr>
+        <w:t>ngày</w:t>
+      </w:r>
+      <w:proofErr w:type="spellEnd"/>
+      <w:r>
+        <w:rPr>
+          <w:b/>
+          <w:bCs/>
+        </w:rPr>
+        <w:t xml:space="preserve">: </w:t>
+      </w:r>
+      <w:proofErr w:type="spellStart"/>
+      <w:r>
+        <w:t>phải</w:t>
+      </w:r>
+      <w:proofErr w:type="spellEnd"/>
+      <w:r>
+        <w:t xml:space="preserve"> </w:t>
+      </w:r>
+      <w:proofErr w:type="spellStart"/>
+      <w:r>
+        <w:t>xin</w:t>
+      </w:r>
+      <w:proofErr w:type="spellEnd"/>
+      <w:r>
+        <w:t xml:space="preserve"> </w:t>
+      </w:r>
+      <w:proofErr w:type="spellStart"/>
+      <w:r>
+        <w:t>nghỉ</w:t>
+      </w:r>
+      <w:proofErr w:type="spellEnd"/>
+      <w:r>
+        <w:t xml:space="preserve"> </w:t>
+      </w:r>
+      <w:proofErr w:type="spellStart"/>
+      <w:r>
+        <w:t>trước</w:t>
+      </w:r>
+      <w:proofErr w:type="spellEnd"/>
+      <w:r>
+        <w:t xml:space="preserve"> </w:t>
+      </w:r>
+      <w:r>
+        <w:t xml:space="preserve">23h59 </w:t>
+      </w:r>
+      <w:proofErr w:type="spellStart"/>
+      <w:r>
+        <w:t>của</w:t>
+      </w:r>
+      <w:proofErr w:type="spellEnd"/>
+      <w:r>
+        <w:t xml:space="preserve"> 02 </w:t>
+      </w:r>
+      <w:proofErr w:type="spellStart"/>
+      <w:r>
+        <w:t>ngày</w:t>
+      </w:r>
+      <w:proofErr w:type="spellEnd"/>
+      <w:r>
+        <w:t xml:space="preserve"> </w:t>
+      </w:r>
+      <w:proofErr w:type="spellStart"/>
+      <w:r>
+        <w:t>trước</w:t>
+      </w:r>
+      <w:proofErr w:type="spellEnd"/>
+      <w:r>
+        <w:t>.</w:t>
       </w:r>
     </w:p>
     <w:p>
       <w:pPr>
-        <w:spacing w:before="0" w:after="60"/>
+        <w:spacing w:after="60"/>
         <w:ind w:left="720"/>
       </w:pPr>
       <w:r>
-        <w:rPr>
-          <w:rFonts w:ascii="Times New Roman" w:hAnsi="Times New Roman" w:eastAsia="Times New Roman" w:cs="Times New Roman"/>
-          <w:sz w:val="24"/>
-          <w:szCs w:val="24"/>
-        </w:rPr>
-        <w:t xml:space="preserve">Ví dụ: Nghỉ từ thứ Ba → phải xin nghỉ trước 00:00 thứ Hai.</w:t>
+        <w:t xml:space="preserve">Ví dụ: Nghỉ </w:t>
+      </w:r>
+      <w:proofErr w:type="spellStart"/>
+      <w:r>
+        <w:t>từ</w:t>
+      </w:r>
+      <w:proofErr w:type="spellEnd"/>
+      <w:r>
+        <w:t xml:space="preserve"> </w:t>
+      </w:r>
+      <w:proofErr w:type="spellStart"/>
+      <w:r>
+        <w:t>thứ</w:t>
+      </w:r>
+      <w:proofErr w:type="spellEnd"/>
+      <w:r>
+        <w:t xml:space="preserve"> Ba → </w:t>
+      </w:r>
+      <w:proofErr w:type="spellStart"/>
+      <w:r>
+        <w:t>phải</w:t>
+      </w:r>
+      <w:proofErr w:type="spellEnd"/>
+      <w:r>
+        <w:t xml:space="preserve"> </w:t>
+      </w:r>
+      <w:proofErr w:type="spellStart"/>
+      <w:r>
+        <w:t>xin</w:t>
+      </w:r>
+      <w:proofErr w:type="spellEnd"/>
+      <w:r>
+        <w:t xml:space="preserve"> </w:t>
+      </w:r>
+      <w:proofErr w:type="spellStart"/>
+      <w:r>
+        <w:t>nghỉ</w:t>
+      </w:r>
+      <w:proofErr w:type="spellEnd"/>
+      <w:r>
+        <w:t xml:space="preserve"> </w:t>
+      </w:r>
+      <w:proofErr w:type="spellStart"/>
+      <w:r>
+        <w:t>trước</w:t>
+      </w:r>
+      <w:proofErr w:type="spellEnd"/>
+      <w:r>
+        <w:t xml:space="preserve"> </w:t>
+      </w:r>
+      <w:r>
+        <w:t xml:space="preserve">23h59 </w:t>
+      </w:r>
+      <w:proofErr w:type="spellStart"/>
+      <w:r>
+        <w:t>ngày</w:t>
+      </w:r>
+      <w:proofErr w:type="spellEnd"/>
+      <w:r>
+        <w:t xml:space="preserve"> </w:t>
+      </w:r>
+      <w:proofErr w:type="spellStart"/>
+      <w:r>
+        <w:t>Chủ</w:t>
+      </w:r>
+      <w:proofErr w:type="spellEnd"/>
+      <w:r>
+        <w:t xml:space="preserve"> </w:t>
+      </w:r>
+      <w:proofErr w:type="spellStart"/>
+      <w:r>
+        <w:t>nhật</w:t>
+      </w:r>
+      <w:proofErr w:type="spellEnd"/>
+      <w:r>
+        <w:t>.</w:t>
       </w:r>
     </w:p>
     <w:p>
@@ -220,54 +387,238 @@
           <w:ilvl w:val="0"/>
           <w:numId w:val="2"/>
         </w:numPr>
-        <w:spacing w:before="0" w:after="60"/>
-        <w:ind w:left="720" w:hanging="360"/>
-      </w:pPr>
-      <w:r>
-        <w:rPr>
-          <w:rFonts w:ascii="Times New Roman" w:hAnsi="Times New Roman" w:eastAsia="Times New Roman" w:cs="Times New Roman"/>
-          <w:b/>
-          <w:bCs/>
-          <w:sz w:val="24"/>
-          <w:szCs w:val="24"/>
-        </w:rPr>
-        <w:t xml:space="preserve">Nghỉ từ 02 ngày trở lên: </w:t>
-      </w:r>
-      <w:r>
-        <w:rPr>
-          <w:rFonts w:ascii="Times New Roman" w:hAnsi="Times New Roman" w:eastAsia="Times New Roman" w:cs="Times New Roman"/>
-          <w:sz w:val="24"/>
-          <w:szCs w:val="24"/>
-        </w:rPr>
-        <w:t xml:space="preserve">phải xin nghỉ trước 02 ngày (ngày Chủ nhật không tính).</w:t>
+        <w:spacing w:after="60"/>
+      </w:pPr>
+      <w:proofErr w:type="spellStart"/>
+      <w:r>
+        <w:rPr>
+          <w:b/>
+          <w:bCs/>
+        </w:rPr>
+        <w:t>Nghỉ</w:t>
+      </w:r>
+      <w:proofErr w:type="spellEnd"/>
+      <w:r>
+        <w:rPr>
+          <w:b/>
+          <w:bCs/>
+        </w:rPr>
+        <w:t xml:space="preserve"> </w:t>
+      </w:r>
+      <w:proofErr w:type="spellStart"/>
+      <w:r>
+        <w:rPr>
+          <w:b/>
+          <w:bCs/>
+        </w:rPr>
+        <w:t>trên</w:t>
+      </w:r>
+      <w:proofErr w:type="spellEnd"/>
+      <w:r>
+        <w:rPr>
+          <w:b/>
+          <w:bCs/>
+        </w:rPr>
+        <w:t xml:space="preserve"> 1 </w:t>
+      </w:r>
+      <w:proofErr w:type="spellStart"/>
+      <w:r>
+        <w:rPr>
+          <w:b/>
+          <w:bCs/>
+        </w:rPr>
+        <w:t>ngày</w:t>
+      </w:r>
+      <w:proofErr w:type="spellEnd"/>
+      <w:r>
+        <w:rPr>
+          <w:b/>
+          <w:bCs/>
+        </w:rPr>
+        <w:t xml:space="preserve">: </w:t>
+      </w:r>
+      <w:proofErr w:type="spellStart"/>
+      <w:r>
+        <w:t>phải</w:t>
+      </w:r>
+      <w:proofErr w:type="spellEnd"/>
+      <w:r>
+        <w:t xml:space="preserve"> </w:t>
+      </w:r>
+      <w:proofErr w:type="spellStart"/>
+      <w:r>
+        <w:t>xin</w:t>
+      </w:r>
+      <w:proofErr w:type="spellEnd"/>
+      <w:r>
+        <w:t xml:space="preserve"> </w:t>
+      </w:r>
+      <w:proofErr w:type="spellStart"/>
+      <w:r>
+        <w:t>nghỉ</w:t>
+      </w:r>
+      <w:proofErr w:type="spellEnd"/>
+      <w:r>
+        <w:t xml:space="preserve"> </w:t>
+      </w:r>
+      <w:proofErr w:type="spellStart"/>
+      <w:r>
+        <w:t>trước</w:t>
+      </w:r>
+      <w:proofErr w:type="spellEnd"/>
+      <w:r>
+        <w:t xml:space="preserve"> 23h59 </w:t>
+      </w:r>
+      <w:proofErr w:type="spellStart"/>
+      <w:r>
+        <w:t>của</w:t>
+      </w:r>
+      <w:proofErr w:type="spellEnd"/>
+      <w:r>
+        <w:t xml:space="preserve"> 0</w:t>
+      </w:r>
+      <w:r>
+        <w:t>3</w:t>
+      </w:r>
+      <w:r>
+        <w:t xml:space="preserve"> </w:t>
+      </w:r>
+      <w:proofErr w:type="spellStart"/>
+      <w:r>
+        <w:t>ngày</w:t>
+      </w:r>
+      <w:proofErr w:type="spellEnd"/>
+      <w:r>
+        <w:t xml:space="preserve"> </w:t>
+      </w:r>
+      <w:proofErr w:type="spellStart"/>
+      <w:r>
+        <w:t>trước</w:t>
+      </w:r>
+      <w:proofErr w:type="spellEnd"/>
+      <w:r>
+        <w:t>.</w:t>
       </w:r>
     </w:p>
     <w:p>
       <w:pPr>
-        <w:spacing w:before="0" w:after="60"/>
-        <w:ind w:left="720"/>
-      </w:pPr>
-      <w:r>
-        <w:rPr>
-          <w:rFonts w:ascii="Times New Roman" w:hAnsi="Times New Roman" w:eastAsia="Times New Roman" w:cs="Times New Roman"/>
-          <w:sz w:val="24"/>
-          <w:szCs w:val="24"/>
-        </w:rPr>
-        <w:t xml:space="preserve">Ví dụ: Nghỉ ngày thứ Tư và thứ Năm → phải xin nghỉ trước 00:00 thứ Hai.</w:t>
-      </w:r>
-    </w:p>
-    <w:p>
-      <w:pPr>
-        <w:spacing w:before="0" w:after="60"/>
-        <w:ind w:left="720"/>
-      </w:pPr>
-      <w:r>
-        <w:rPr>
-          <w:rFonts w:ascii="Times New Roman" w:hAnsi="Times New Roman" w:eastAsia="Times New Roman" w:cs="Times New Roman"/>
-          <w:sz w:val="24"/>
-          <w:szCs w:val="24"/>
-        </w:rPr>
-        <w:t xml:space="preserve">Ví dụ: Nghỉ ngày thứ Hai và thứ Ba → phải xin nghỉ trước 00:00 thứ Sáu.</w:t>
+        <w:spacing w:after="60"/>
+        <w:ind w:left="360" w:firstLine="360"/>
+      </w:pPr>
+      <w:proofErr w:type="spellStart"/>
+      <w:r>
+        <w:t>Ví</w:t>
+      </w:r>
+      <w:proofErr w:type="spellEnd"/>
+      <w:r>
+        <w:t xml:space="preserve"> </w:t>
+      </w:r>
+      <w:proofErr w:type="spellStart"/>
+      <w:r>
+        <w:t>dụ</w:t>
+      </w:r>
+      <w:proofErr w:type="spellEnd"/>
+      <w:r>
+        <w:t xml:space="preserve">: </w:t>
+      </w:r>
+      <w:proofErr w:type="spellStart"/>
+      <w:r>
+        <w:t>Nghỉ</w:t>
+      </w:r>
+      <w:proofErr w:type="spellEnd"/>
+      <w:r>
+        <w:t xml:space="preserve"> </w:t>
+      </w:r>
+      <w:proofErr w:type="spellStart"/>
+      <w:r>
+        <w:t>ngày</w:t>
+      </w:r>
+      <w:proofErr w:type="spellEnd"/>
+      <w:r>
+        <w:t xml:space="preserve"> </w:t>
+      </w:r>
+      <w:proofErr w:type="spellStart"/>
+      <w:r>
+        <w:t>thứ</w:t>
+      </w:r>
+      <w:proofErr w:type="spellEnd"/>
+      <w:r>
+        <w:t xml:space="preserve"> </w:t>
+      </w:r>
+      <w:proofErr w:type="spellStart"/>
+      <w:r>
+        <w:t>Năm</w:t>
+      </w:r>
+      <w:proofErr w:type="spellEnd"/>
+      <w:r>
+        <w:t xml:space="preserve"> </w:t>
+      </w:r>
+      <w:proofErr w:type="spellStart"/>
+      <w:r>
+        <w:t>và</w:t>
+      </w:r>
+      <w:proofErr w:type="spellEnd"/>
+      <w:r>
+        <w:t xml:space="preserve"> </w:t>
+      </w:r>
+      <w:proofErr w:type="spellStart"/>
+      <w:r>
+        <w:t>thứ</w:t>
+      </w:r>
+      <w:proofErr w:type="spellEnd"/>
+      <w:r>
+        <w:t xml:space="preserve"> </w:t>
+      </w:r>
+      <w:proofErr w:type="spellStart"/>
+      <w:r>
+        <w:t>Sáu</w:t>
+      </w:r>
+      <w:proofErr w:type="spellEnd"/>
+      <w:r>
+        <w:t xml:space="preserve">→ </w:t>
+      </w:r>
+      <w:proofErr w:type="spellStart"/>
+      <w:r>
+        <w:t>phải</w:t>
+      </w:r>
+      <w:proofErr w:type="spellEnd"/>
+      <w:r>
+        <w:t xml:space="preserve"> </w:t>
+      </w:r>
+      <w:proofErr w:type="spellStart"/>
+      <w:r>
+        <w:t>xin</w:t>
+      </w:r>
+      <w:proofErr w:type="spellEnd"/>
+      <w:r>
+        <w:t xml:space="preserve"> </w:t>
+      </w:r>
+      <w:proofErr w:type="spellStart"/>
+      <w:r>
+        <w:t>nghỉ</w:t>
+      </w:r>
+      <w:proofErr w:type="spellEnd"/>
+      <w:r>
+        <w:t xml:space="preserve"> </w:t>
+      </w:r>
+      <w:proofErr w:type="spellStart"/>
+      <w:r>
+        <w:t>trước</w:t>
+      </w:r>
+      <w:proofErr w:type="spellEnd"/>
+      <w:r>
+        <w:t xml:space="preserve"> </w:t>
+      </w:r>
+      <w:r>
+        <w:t xml:space="preserve">23h59 </w:t>
+      </w:r>
+      <w:proofErr w:type="spellStart"/>
+      <w:r>
+        <w:t>thứ</w:t>
+      </w:r>
+      <w:proofErr w:type="spellEnd"/>
+      <w:r>
+        <w:t xml:space="preserve"> Hai</w:t>
       </w:r>
     </w:p>
     <w:p>
@@ -277,26 +628,17 @@
           <w:ilvl w:val="0"/>
           <w:numId w:val="2"/>
         </w:numPr>
-        <w:spacing w:before="0" w:after="60"/>
-        <w:ind w:left="720" w:hanging="360"/>
-      </w:pPr>
-      <w:r>
-        <w:rPr>
-          <w:rFonts w:ascii="Times New Roman" w:hAnsi="Times New Roman" w:eastAsia="Times New Roman" w:cs="Times New Roman"/>
-          <w:b/>
-          <w:bCs/>
-          <w:sz w:val="24"/>
-          <w:szCs w:val="24"/>
+        <w:spacing w:after="60"/>
+      </w:pPr>
+      <w:r>
+        <w:rPr>
+          <w:b/>
+          <w:bCs/>
         </w:rPr>
         <w:t xml:space="preserve">Nghỉ gấp </w:t>
       </w:r>
       <w:r>
-        <w:rPr>
-          <w:rFonts w:ascii="Times New Roman" w:hAnsi="Times New Roman" w:eastAsia="Times New Roman" w:cs="Times New Roman"/>
-          <w:sz w:val="24"/>
-          <w:szCs w:val="24"/>
-        </w:rPr>
-        <w:t xml:space="preserve">(ốm đau, ma chay, đột xuất khác…): có lý do hợp lý, quản lý sẽ duyệt bù. Những trường hợp gấp nhắn tin riêng cho quản lý để trình bày lý do.</w:t>
+        <w:t>(ốm đau, ma chay, đột xuất khác…): có lý do hợp lý, quản lý sẽ duyệt bù. Những trường hợp gấp nhắn tin riêng cho quản lý để trình bày lý do.</w:t>
       </w:r>
     </w:p>
     <w:p>
@@ -306,13 +648,12 @@
       </w:pPr>
       <w:r>
         <w:rPr>
-          <w:rFonts w:ascii="Times New Roman" w:hAnsi="Times New Roman" w:eastAsia="Times New Roman" w:cs="Times New Roman"/>
           <w:b/>
           <w:bCs/>
           <w:sz w:val="26"/>
           <w:szCs w:val="26"/>
         </w:rPr>
-        <w:t xml:space="preserve">Bàn giao công việc</w:t>
+        <w:t>Bàn giao công việc</w:t>
       </w:r>
     </w:p>
     <w:p>
@@ -322,16 +663,39 @@
           <w:ilvl w:val="0"/>
           <w:numId w:val="2"/>
         </w:numPr>
-        <w:spacing w:before="0" w:after="60"/>
-        <w:ind w:left="720" w:hanging="360"/>
-      </w:pPr>
-      <w:r>
-        <w:rPr>
-          <w:rFonts w:ascii="Times New Roman" w:hAnsi="Times New Roman" w:eastAsia="Times New Roman" w:cs="Times New Roman"/>
-          <w:sz w:val="24"/>
-          <w:szCs w:val="24"/>
-        </w:rPr>
-        <w:t xml:space="preserve">Mọi đơn xin nghỉ đều phải kèm bàn giao công việc: ghi rõ người nhận bàn giao và nội dung bàn giao (việc đang làm, việc cần xử lý trong thời gian nghỉ, lưu ý cần biết).</w:t>
+        <w:spacing w:after="60"/>
+      </w:pPr>
+      <w:proofErr w:type="spellStart"/>
+      <w:r>
+        <w:t>Đơn</w:t>
+      </w:r>
+      <w:proofErr w:type="spellEnd"/>
+      <w:r>
+        <w:t xml:space="preserve"> </w:t>
+      </w:r>
+      <w:proofErr w:type="spellStart"/>
+      <w:r>
+        <w:t>không</w:t>
+      </w:r>
+      <w:proofErr w:type="spellEnd"/>
+      <w:r>
+        <w:t xml:space="preserve"> </w:t>
+      </w:r>
+      <w:proofErr w:type="spellStart"/>
+      <w:r>
+        <w:t>có</w:t>
+      </w:r>
+      <w:proofErr w:type="spellEnd"/>
+      <w:r>
+        <w:t xml:space="preserve"> </w:t>
+      </w:r>
+      <w:proofErr w:type="spellStart"/>
+      <w:r>
+        <w:t>thông</w:t>
+      </w:r>
+      <w:proofErr w:type="spellEnd"/>
+      <w:r>
+        <w:t xml:space="preserve"> tin bàn giao chưa được tính là đã xin phép, quản lý có thể từ chối.</w:t>
       </w:r>
     </w:p>
     <w:p>
@@ -341,16 +705,10 @@
           <w:ilvl w:val="0"/>
           <w:numId w:val="2"/>
         </w:numPr>
-        <w:spacing w:before="0" w:after="60"/>
-        <w:ind w:left="720" w:hanging="360"/>
-      </w:pPr>
-      <w:r>
-        <w:rPr>
-          <w:rFonts w:ascii="Times New Roman" w:hAnsi="Times New Roman" w:eastAsia="Times New Roman" w:cs="Times New Roman"/>
-          <w:sz w:val="24"/>
-          <w:szCs w:val="24"/>
-        </w:rPr>
-        <w:t xml:space="preserve">Đơn không có thông tin bàn giao chưa được tính là đã xin phép, quản lý có thể từ chối.</w:t>
+        <w:spacing w:after="60"/>
+      </w:pPr>
+      <w:r>
+        <w:t>Nghỉ gấp: bàn giao cho quản lý và người thay thế qua tin nhắn riêng ngay khi có thể.</w:t>
       </w:r>
     </w:p>
     <w:p>
@@ -360,16 +718,137 @@
           <w:ilvl w:val="0"/>
           <w:numId w:val="2"/>
         </w:numPr>
-        <w:spacing w:before="0" w:after="60"/>
-        <w:ind w:left="720" w:hanging="360"/>
-      </w:pPr>
-      <w:r>
-        <w:rPr>
-          <w:rFonts w:ascii="Times New Roman" w:hAnsi="Times New Roman" w:eastAsia="Times New Roman" w:cs="Times New Roman"/>
-          <w:sz w:val="24"/>
-          <w:szCs w:val="24"/>
-        </w:rPr>
-        <w:t xml:space="preserve">Nghỉ gấp: bàn giao cho quản lý và người thay thế qua tin nhắn riêng ngay khi có thể.</w:t>
+        <w:spacing w:after="60"/>
+      </w:pPr>
+      <w:proofErr w:type="spellStart"/>
+      <w:r>
+        <w:t>Người</w:t>
+      </w:r>
+      <w:proofErr w:type="spellEnd"/>
+      <w:r>
+        <w:t xml:space="preserve"> </w:t>
+      </w:r>
+      <w:proofErr w:type="spellStart"/>
+      <w:r>
+        <w:t>nhận</w:t>
+      </w:r>
+      <w:proofErr w:type="spellEnd"/>
+      <w:r>
+        <w:t xml:space="preserve"> </w:t>
+      </w:r>
+      <w:proofErr w:type="spellStart"/>
+      <w:r>
+        <w:t>bàn</w:t>
+      </w:r>
+      <w:proofErr w:type="spellEnd"/>
+      <w:r>
+        <w:t xml:space="preserve"> </w:t>
+      </w:r>
+      <w:proofErr w:type="spellStart"/>
+      <w:r>
+        <w:t>giao</w:t>
+      </w:r>
+      <w:proofErr w:type="spellEnd"/>
+      <w:r>
+        <w:t xml:space="preserve"> chịu trách nhiệm xử lý các việc được giao trong thời </w:t>
+      </w:r>
+      <w:proofErr w:type="spellStart"/>
+      <w:r>
+        <w:t>gian</w:t>
+      </w:r>
+      <w:proofErr w:type="spellEnd"/>
+      <w:r>
+        <w:t xml:space="preserve"> </w:t>
+      </w:r>
+      <w:proofErr w:type="spellStart"/>
+      <w:r>
+        <w:t>đồng</w:t>
+      </w:r>
+      <w:proofErr w:type="spellEnd"/>
+      <w:r>
+        <w:t xml:space="preserve"> </w:t>
+      </w:r>
+      <w:proofErr w:type="spellStart"/>
+      <w:r>
+        <w:t>nghiệp</w:t>
+      </w:r>
+      <w:proofErr w:type="spellEnd"/>
+      <w:r>
+        <w:t xml:space="preserve"> </w:t>
+      </w:r>
+      <w:proofErr w:type="spellStart"/>
+      <w:r>
+        <w:t>nghỉ</w:t>
+      </w:r>
+      <w:proofErr w:type="spellEnd"/>
+      <w:r>
+        <w:t>.</w:t>
+      </w:r>
+    </w:p>
+    <w:p>
+      <w:pPr>
+        <w:keepNext/>
+        <w:spacing w:before="240" w:after="80"/>
+      </w:pPr>
+      <w:proofErr w:type="spellStart"/>
+      <w:r>
+        <w:rPr>
+          <w:b/>
+          <w:bCs/>
+          <w:sz w:val="26"/>
+          <w:szCs w:val="26"/>
+        </w:rPr>
+        <w:t>Xử</w:t>
+      </w:r>
+      <w:proofErr w:type="spellEnd"/>
+      <w:r>
+        <w:rPr>
+          <w:b/>
+          <w:bCs/>
+          <w:sz w:val="26"/>
+          <w:szCs w:val="26"/>
+        </w:rPr>
+        <w:t xml:space="preserve"> </w:t>
+      </w:r>
+      <w:proofErr w:type="spellStart"/>
+      <w:r>
+        <w:rPr>
+          <w:b/>
+          <w:bCs/>
+          <w:sz w:val="26"/>
+          <w:szCs w:val="26"/>
+        </w:rPr>
+        <w:t>lý</w:t>
+      </w:r>
+      <w:proofErr w:type="spellEnd"/>
+      <w:r>
+        <w:rPr>
+          <w:b/>
+          <w:bCs/>
+          <w:sz w:val="26"/>
+          <w:szCs w:val="26"/>
+        </w:rPr>
+        <w:t xml:space="preserve"> vi </w:t>
+      </w:r>
+      <w:proofErr w:type="spellStart"/>
+      <w:r>
+        <w:rPr>
+          <w:b/>
+          <w:bCs/>
+          <w:sz w:val="26"/>
+          <w:szCs w:val="26"/>
+        </w:rPr>
+        <w:t>phạm</w:t>
+      </w:r>
+      <w:proofErr w:type="spellEnd"/>
+      <w:r>
+        <w:rPr>
+          <w:b/>
+          <w:bCs/>
+          <w:sz w:val="26"/>
+          <w:szCs w:val="26"/>
+        </w:rPr>
+        <w:t xml:space="preserve">: </w:t>
       </w:r>
     </w:p>
     <w:p>
@@ -379,32 +858,17 @@
           <w:ilvl w:val="0"/>
           <w:numId w:val="2"/>
         </w:numPr>
-        <w:spacing w:before="0" w:after="60"/>
-        <w:ind w:left="720" w:hanging="360"/>
-      </w:pPr>
-      <w:r>
-        <w:rPr>
-          <w:rFonts w:ascii="Times New Roman" w:hAnsi="Times New Roman" w:eastAsia="Times New Roman" w:cs="Times New Roman"/>
-          <w:sz w:val="24"/>
-          <w:szCs w:val="24"/>
-        </w:rPr>
-        <w:t xml:space="preserve">Người nhận bàn giao chịu trách nhiệm xử lý các việc được giao trong thời gian đồng nghiệp nghỉ.</w:t>
-      </w:r>
-    </w:p>
-    <w:p>
-      <w:pPr>
-        <w:keepNext/>
-        <w:spacing w:before="240" w:after="80"/>
-      </w:pPr>
-      <w:r>
-        <w:rPr>
-          <w:rFonts w:ascii="Times New Roman" w:hAnsi="Times New Roman" w:eastAsia="Times New Roman" w:cs="Times New Roman"/>
-          <w:b/>
-          <w:bCs/>
-          <w:sz w:val="26"/>
-          <w:szCs w:val="26"/>
-        </w:rPr>
-        <w:t xml:space="preserve">Xử lý vi phạm</w:t>
+        <w:spacing w:after="60"/>
+      </w:pPr>
+      <w:r>
+        <w:t xml:space="preserve">Gửi yêu cầu xin nghỉ trễ hạn: </w:t>
+      </w:r>
+      <w:r>
+        <w:rPr>
+          <w:b/>
+          <w:bCs/>
+        </w:rPr>
+        <w:t>phạt 50.000đ/lần.</w:t>
       </w:r>
     </w:p>
     <w:p>
@@ -414,26 +878,17 @@
           <w:ilvl w:val="0"/>
           <w:numId w:val="2"/>
         </w:numPr>
-        <w:spacing w:before="0" w:after="60"/>
-        <w:ind w:left="720" w:hanging="360"/>
-      </w:pPr>
-      <w:r>
-        <w:rPr>
-          <w:rFonts w:ascii="Times New Roman" w:hAnsi="Times New Roman" w:eastAsia="Times New Roman" w:cs="Times New Roman"/>
-          <w:sz w:val="24"/>
-          <w:szCs w:val="24"/>
-        </w:rPr>
-        <w:t xml:space="preserve">Gửi yêu cầu xin nghỉ trễ hạn: </w:t>
-      </w:r>
-      <w:r>
-        <w:rPr>
-          <w:rFonts w:ascii="Times New Roman" w:hAnsi="Times New Roman" w:eastAsia="Times New Roman" w:cs="Times New Roman"/>
-          <w:b/>
-          <w:bCs/>
-          <w:sz w:val="24"/>
-          <w:szCs w:val="24"/>
-        </w:rPr>
-        <w:t xml:space="preserve">phạt 50.000đ/lần.</w:t>
+        <w:spacing w:after="60"/>
+      </w:pPr>
+      <w:r>
+        <w:t xml:space="preserve">Tự ý nghỉ không xin phép, hoặc quản lý đã từ chối nhưng vẫn nghỉ: </w:t>
+      </w:r>
+      <w:r>
+        <w:rPr>
+          <w:b/>
+          <w:bCs/>
+        </w:rPr>
+        <w:t>phạt 500.000đ/lần.</w:t>
       </w:r>
     </w:p>
     <w:p>
@@ -443,68 +898,25 @@
           <w:ilvl w:val="0"/>
           <w:numId w:val="2"/>
         </w:numPr>
-        <w:spacing w:before="0" w:after="60"/>
-        <w:ind w:left="720" w:hanging="360"/>
-      </w:pPr>
-      <w:r>
-        <w:rPr>
-          <w:rFonts w:ascii="Times New Roman" w:hAnsi="Times New Roman" w:eastAsia="Times New Roman" w:cs="Times New Roman"/>
-          <w:sz w:val="24"/>
-          <w:szCs w:val="24"/>
-        </w:rPr>
-        <w:t xml:space="preserve">Tự ý nghỉ không xin phép, hoặc quản lý đã từ chối nhưng vẫn nghỉ: </w:t>
-      </w:r>
-      <w:r>
-        <w:rPr>
-          <w:rFonts w:ascii="Times New Roman" w:hAnsi="Times New Roman" w:eastAsia="Times New Roman" w:cs="Times New Roman"/>
-          <w:b/>
-          <w:bCs/>
-          <w:sz w:val="24"/>
-          <w:szCs w:val="24"/>
-        </w:rPr>
-        <w:t xml:space="preserve">phạt 500.000đ/lần.</w:t>
+        <w:spacing w:after="60"/>
+      </w:pPr>
+      <w:r>
+        <w:t>Tất cả các khoản phạt này sẽ trừ vào lương cuối tháng đó.</w:t>
       </w:r>
     </w:p>
     <w:p>
       <w:pPr>
-        <w:pStyle w:val="ListParagraph"/>
-        <w:numPr>
-          <w:ilvl w:val="0"/>
-          <w:numId w:val="2"/>
-        </w:numPr>
-        <w:spacing w:before="0" w:after="60"/>
-        <w:ind w:left="720" w:hanging="360"/>
-      </w:pPr>
-      <w:r>
-        <w:rPr>
-          <w:rFonts w:ascii="Times New Roman" w:hAnsi="Times New Roman" w:eastAsia="Times New Roman" w:cs="Times New Roman"/>
-          <w:sz w:val="24"/>
-          <w:szCs w:val="24"/>
-        </w:rPr>
-        <w:t xml:space="preserve">Tất cả các khoản phạt này sẽ trừ vào lương cuối tháng đó.</w:t>
-      </w:r>
-    </w:p>
-    <w:p>
-      <w:pPr>
         <w:spacing w:before="200" w:after="100"/>
       </w:pPr>
       <w:r>
         <w:rPr>
-          <w:rFonts w:ascii="Times New Roman" w:hAnsi="Times New Roman" w:eastAsia="Times New Roman" w:cs="Times New Roman"/>
-          <w:b/>
-          <w:bCs/>
-          <w:sz w:val="24"/>
-          <w:szCs w:val="24"/>
+          <w:b/>
+          <w:bCs/>
         </w:rPr>
         <w:t xml:space="preserve">Lưu ý: </w:t>
       </w:r>
       <w:r>
-        <w:rPr>
-          <w:rFonts w:ascii="Times New Roman" w:hAnsi="Times New Roman" w:eastAsia="Times New Roman" w:cs="Times New Roman"/>
-          <w:sz w:val="24"/>
-          <w:szCs w:val="24"/>
-        </w:rPr>
-        <w:t xml:space="preserve">Ban quản lý sẽ giám sát và xử lý nghiêm minh, không có ngoại lệ.</w:t>
+        <w:t>Ban quản lý sẽ giám sát và xử lý nghiêm minh, không có ngoại lệ.</w:t>
       </w:r>
     </w:p>
     <w:p>
@@ -512,17 +924,16 @@
         <w:pBdr>
           <w:top w:val="single" w:sz="4" w:space="8" w:color="BBBBBB"/>
         </w:pBdr>
-        <w:spacing w:before="360" w:after="0"/>
+        <w:spacing w:before="360"/>
         <w:jc w:val="center"/>
       </w:pPr>
       <w:r>
         <w:rPr>
-          <w:rFonts w:ascii="Times New Roman" w:hAnsi="Times New Roman" w:eastAsia="Times New Roman" w:cs="Times New Roman"/>
           <w:color w:val="888888"/>
           <w:sz w:val="18"/>
           <w:szCs w:val="18"/>
         </w:rPr>
-        <w:t xml:space="preserve">TOKOSI Dashboard · Tài liệu nội bộ · Vui lòng không sao chép hoặc chia sẻ ra bên ngoài công ty</w:t>
+        <w:t>TOKOSI Dashboard · Tài liệu nội bộ · Vui lòng không sao chép hoặc chia sẻ ra bên ngoài công ty</w:t>
       </w:r>
     </w:p>
     <w:sectPr>
@@ -536,7 +947,7 @@
 </file>
 
 <file path=word/numbering.xml><?xml version="1.0" encoding="utf-8"?>
-<w:numbering xmlns:wpc="http://schemas.microsoft.com/office/word/2010/wordprocessingCanvas" xmlns:cx="http://schemas.microsoft.com/office/drawing/2014/chartex" xmlns:cx1="http://schemas.microsoft.com/office/drawing/2015/9/8/chartex" xmlns:cx2="http://schemas.microsoft.com/office/drawing/2015/10/21/chartex" xmlns:cx3="http://schemas.microsoft.com/office/drawing/2016/5/9/chartex" xmlns:cx4="http://schemas.microsoft.com/office/drawing/2016/5/10/chartex" xmlns:cx5="http://schemas.microsoft.com/office/drawing/2016/5/11/chartex" xmlns:cx6="http://schemas.microsoft.com/office/drawing/2016/5/12/chartex" xmlns:cx7="http://schemas.microsoft.com/office/drawing/2016/5/13/chartex" xmlns:cx8="http://schemas.microsoft.com/office/drawing/2016/5/14/chartex" xmlns:mc="http://schemas.openxmlformats.org/markup-compatibility/2006" xmlns:aink="http://schemas.microsoft.com/office/drawing/2016/ink" xmlns:am3d="http://schemas.microsoft.com/office/drawing/2017/model3d" xmlns:o="urn:schemas-microsoft-com:office:office" xmlns:r="http://schemas.openxmlformats.org/officeDocument/2006/relationships" xmlns:m="http://schemas.openxmlformats.org/officeDocument/2006/math" xmlns:v="urn:schemas-microsoft-com:vml" xmlns:wp14="http://schemas.microsoft.com/office/word/2010/wordprocessingDrawing" xmlns:wp="http://schemas.openxmlformats.org/drawingml/2006/wordprocessingDrawing" xmlns:w10="urn:schemas-microsoft-com:office:word" xmlns:w="http://schemas.openxmlformats.org/wordprocessingml/2006/main" xmlns:w14="http://schemas.microsoft.com/office/word/2010/wordml" xmlns:w15="http://schemas.microsoft.com/office/word/2012/wordml" xmlns:w16cex="http://schemas.microsoft.com/office/word/2018/wordml/cex" xmlns:w16cid="http://schemas.microsoft.com/office/word/2016/wordml/cid" xmlns:w16="http://schemas.microsoft.com/office/word/2018/wordml" xmlns:w16sdtdh="http://schemas.microsoft.com/office/word/2020/wordml/sdtdatahash" xmlns:w16se="http://schemas.microsoft.com/office/word/2015/wordml/symex" xmlns:wpg="http://schemas.microsoft.com/office/word/2010/wordprocessingGroup" xmlns:wpi="http://schemas.microsoft.com/office/word/2010/wordprocessingInk" xmlns:wne="http://schemas.microsoft.com/office/word/2006/wordml" xmlns:wps="http://schemas.microsoft.com/office/word/2010/wordprocessingShape" mc:Ignorable="w14 w15 w16se w16cid w16 w16cex w16sdtdh wp14">
+<w:numbering xmlns:wpc="http://schemas.microsoft.com/office/word/2010/wordprocessingCanvas" xmlns:cx="http://schemas.microsoft.com/office/drawing/2014/chartex" xmlns:cx1="http://schemas.microsoft.com/office/drawing/2015/9/8/chartex" xmlns:cx2="http://schemas.microsoft.com/office/drawing/2015/10/21/chartex" xmlns:cx3="http://schemas.microsoft.com/office/drawing/2016/5/9/chartex" xmlns:cx4="http://schemas.microsoft.com/office/drawing/2016/5/10/chartex" xmlns:cx5="http://schemas.microsoft.com/office/drawing/2016/5/11/chartex" xmlns:cx6="http://schemas.microsoft.com/office/drawing/2016/5/12/chartex" xmlns:cx7="http://schemas.microsoft.com/office/drawing/2016/5/13/chartex" xmlns:cx8="http://schemas.microsoft.com/office/drawing/2016/5/14/chartex" xmlns:mc="http://schemas.openxmlformats.org/markup-compatibility/2006" xmlns:aink="http://schemas.microsoft.com/office/drawing/2016/ink" xmlns:am3d="http://schemas.microsoft.com/office/drawing/2017/model3d" xmlns:o="urn:schemas-microsoft-com:office:office" xmlns:oel="http://schemas.microsoft.com/office/2019/extlst" xmlns:r="http://schemas.openxmlformats.org/officeDocument/2006/relationships" xmlns:m="http://schemas.openxmlformats.org/officeDocument/2006/math" xmlns:v="urn:schemas-microsoft-com:vml" xmlns:wp14="http://schemas.microsoft.com/office/word/2010/wordprocessingDrawing" xmlns:wp="http://schemas.openxmlformats.org/drawingml/2006/wordprocessingDrawing" xmlns:w10="urn:schemas-microsoft-com:office:word" xmlns:w="http://schemas.openxmlformats.org/wordprocessingml/2006/main" xmlns:w14="http://schemas.microsoft.com/office/word/2010/wordml" xmlns:w15="http://schemas.microsoft.com/office/word/2012/wordml" xmlns:w16cex="http://schemas.microsoft.com/office/word/2018/wordml/cex" xmlns:w16cid="http://schemas.microsoft.com/office/word/2016/wordml/cid" xmlns:w16="http://schemas.microsoft.com/office/word/2018/wordml" xmlns:w16du="http://schemas.microsoft.com/office/word/2023/wordml/word16du" xmlns:w16sdtdh="http://schemas.microsoft.com/office/word/2020/wordml/sdtdatahash" xmlns:w16sdtfl="http://schemas.microsoft.com/office/word/2024/wordml/sdtformatlock" xmlns:w16se="http://schemas.microsoft.com/office/word/2015/wordml/symex" xmlns:wpg="http://schemas.microsoft.com/office/word/2010/wordprocessingGroup" xmlns:wpi="http://schemas.microsoft.com/office/word/2010/wordprocessingInk" xmlns:wne="http://schemas.microsoft.com/office/word/2006/wordml" xmlns:wps="http://schemas.microsoft.com/office/word/2010/wordprocessingShape" mc:Ignorable="w14 w15 w16se w16cid w16 w16cex w16sdtdh w16sdtfl w16du wp14">
   <w:abstractNum w:abstractNumId="0" w15:restartNumberingAfterBreak="0">
     <w:nsid w:val="2A006C48"/>
     <w:multiLevelType w:val="hybridMultilevel"/>
@@ -1130,35 +1541,38 @@
       </w:pPr>
     </w:lvl>
   </w:abstractNum>
-  <w:num w:numId="1">
+  <w:num w:numId="1" w16cid:durableId="1808160200">
     <w:abstractNumId w:val="5"/>
     <w:lvlOverride w:ilvl="0">
       <w:startOverride w:val="1"/>
     </w:lvlOverride>
   </w:num>
-  <w:num w:numId="2">
+  <w:num w:numId="2" w16cid:durableId="502664993">
     <w:abstractNumId w:val="3"/>
     <w:lvlOverride w:ilvl="0">
       <w:startOverride w:val="1"/>
     </w:lvlOverride>
   </w:num>
-  <w:num w:numId="3">
+  <w:num w:numId="3" w16cid:durableId="30041027">
     <w:abstractNumId w:val="1"/>
   </w:num>
-  <w:num w:numId="4">
+  <w:num w:numId="4" w16cid:durableId="1235891093">
     <w:abstractNumId w:val="0"/>
   </w:num>
-  <w:num w:numId="5">
+  <w:num w:numId="5" w16cid:durableId="657879285">
     <w:abstractNumId w:val="2"/>
   </w:num>
-  <w:num w:numId="6">
+  <w:num w:numId="6" w16cid:durableId="167335517">
     <w:abstractNumId w:val="4"/>
+  </w:num>
+  <w:num w:numId="7" w16cid:durableId="1330913426">
+    <w:abstractNumId w:val="3"/>
   </w:num>
 </w:numbering>
 </file>
 
 <file path=word/styles.xml><?xml version="1.0" encoding="utf-8"?>
-<w:styles xmlns:mc="http://schemas.openxmlformats.org/markup-compatibility/2006" xmlns:r="http://schemas.openxmlformats.org/officeDocument/2006/relationships" xmlns:w="http://schemas.openxmlformats.org/wordprocessingml/2006/main" xmlns:w14="http://schemas.microsoft.com/office/word/2010/wordml" xmlns:w15="http://schemas.microsoft.com/office/word/2012/wordml" xmlns:w16cex="http://schemas.microsoft.com/office/word/2018/wordml/cex" xmlns:w16cid="http://schemas.microsoft.com/office/word/2016/wordml/cid" xmlns:w16="http://schemas.microsoft.com/office/word/2018/wordml" xmlns:w16sdtdh="http://schemas.microsoft.com/office/word/2020/wordml/sdtdatahash" xmlns:w16se="http://schemas.microsoft.com/office/word/2015/wordml/symex" mc:Ignorable="w14 w15 w16se w16cid w16 w16cex w16sdtdh">
+<w:styles xmlns:mc="http://schemas.openxmlformats.org/markup-compatibility/2006" xmlns:r="http://schemas.openxmlformats.org/officeDocument/2006/relationships" xmlns:w="http://schemas.openxmlformats.org/wordprocessingml/2006/main" xmlns:w14="http://schemas.microsoft.com/office/word/2010/wordml" xmlns:w15="http://schemas.microsoft.com/office/word/2012/wordml" xmlns:w16cex="http://schemas.microsoft.com/office/word/2018/wordml/cex" xmlns:w16cid="http://schemas.microsoft.com/office/word/2016/wordml/cid" xmlns:w16="http://schemas.microsoft.com/office/word/2018/wordml" xmlns:w16du="http://schemas.microsoft.com/office/word/2023/wordml/word16du" xmlns:w16sdtdh="http://schemas.microsoft.com/office/word/2020/wordml/sdtdatahash" xmlns:w16sdtfl="http://schemas.microsoft.com/office/word/2024/wordml/sdtformatlock" xmlns:w16se="http://schemas.microsoft.com/office/word/2015/wordml/symex" mc:Ignorable="w14 w15 w16se w16cid w16 w16cex w16sdtdh w16sdtfl w16du">
   <w:docDefaults>
     <w:rPrDefault>
       <w:rPr>
